--- a/klagomål/Stockbäcken FSC-klagomål.docx
+++ b/klagomål/Stockbäcken FSC-klagomål.docx
@@ -1,6 +1,6 @@
 
 <file path=word/document.xml><?xml version="1.0" encoding="utf-8"?>
-<w:document xmlns:wpc="http://schemas.microsoft.com/office/word/2010/wordprocessingCanvas" xmlns:cx="http://schemas.microsoft.com/office/drawing/2014/chartex" xmlns:cx1="http://schemas.microsoft.com/office/drawing/2015/9/8/chartex" xmlns:cx2="http://schemas.microsoft.com/office/drawing/2015/10/21/chartex" xmlns:cx3="http://schemas.microsoft.com/office/drawing/2016/5/9/chartex" xmlns:cx4="http://schemas.microsoft.com/office/drawing/2016/5/10/chartex" xmlns:cx5="http://schemas.microsoft.com/office/drawing/2016/5/11/chartex" xmlns:cx6="http://schemas.microsoft.com/office/drawing/2016/5/12/chartex" xmlns:cx7="http://schemas.microsoft.com/office/drawing/2016/5/13/chartex" xmlns:cx8="http://schemas.microsoft.com/office/drawing/2016/5/14/chartex" xmlns:mc="http://schemas.openxmlformats.org/markup-compatibility/2006" xmlns:aink="http://schemas.microsoft.com/office/drawing/2016/ink" xmlns:am3d="http://schemas.microsoft.com/office/drawing/2017/model3d" xmlns:o="urn:schemas-microsoft-com:office:office" xmlns:oel="http://schemas.microsoft.com/office/2019/extlst" xmlns:r="http://schemas.openxmlformats.org/officeDocument/2006/relationships" xmlns:m="http://schemas.openxmlformats.org/officeDocument/2006/math" xmlns:v="urn:schemas-microsoft-com:vml" xmlns:wp14="http://schemas.microsoft.com/office/word/2010/wordprocessingDrawing" xmlns:wp="http://schemas.openxmlformats.org/drawingml/2006/wordprocessingDrawing" xmlns:w10="urn:schemas-microsoft-com:office:word" xmlns:w="http://schemas.openxmlformats.org/wordprocessingml/2006/main" xmlns:w14="http://schemas.microsoft.com/office/word/2010/wordml" xmlns:w15="http://schemas.microsoft.com/office/word/2012/wordml" xmlns:w16cex="http://schemas.microsoft.com/office/word/2018/wordml/cex" xmlns:w16cid="http://schemas.microsoft.com/office/word/2016/wordml/cid" xmlns:w16="http://schemas.microsoft.com/office/word/2018/wordml" xmlns:w16sdtdh="http://schemas.microsoft.com/office/word/2020/wordml/sdtdatahash" xmlns:w16se="http://schemas.microsoft.com/office/word/2015/wordml/symex" xmlns:wpg="http://schemas.microsoft.com/office/word/2010/wordprocessingGroup" xmlns:wpi="http://schemas.microsoft.com/office/word/2010/wordprocessingInk" xmlns:wne="http://schemas.microsoft.com/office/word/2006/wordml" xmlns:wps="http://schemas.microsoft.com/office/word/2010/wordprocessingShape" mc:Ignorable="w14 w15 w16se w16cid w16 w16cex w16sdtdh wp14">
+<w:document xmlns:wpc="http://schemas.microsoft.com/office/word/2010/wordprocessingCanvas" xmlns:cx="http://schemas.microsoft.com/office/drawing/2014/chartex" xmlns:cx1="http://schemas.microsoft.com/office/drawing/2015/9/8/chartex" xmlns:cx2="http://schemas.microsoft.com/office/drawing/2015/10/21/chartex" xmlns:cx3="http://schemas.microsoft.com/office/drawing/2016/5/9/chartex" xmlns:cx4="http://schemas.microsoft.com/office/drawing/2016/5/10/chartex" xmlns:cx5="http://schemas.microsoft.com/office/drawing/2016/5/11/chartex" xmlns:cx6="http://schemas.microsoft.com/office/drawing/2016/5/12/chartex" xmlns:cx7="http://schemas.microsoft.com/office/drawing/2016/5/13/chartex" xmlns:cx8="http://schemas.microsoft.com/office/drawing/2016/5/14/chartex" xmlns:mc="http://schemas.openxmlformats.org/markup-compatibility/2006" xmlns:aink="http://schemas.microsoft.com/office/drawing/2016/ink" xmlns:am3d="http://schemas.microsoft.com/office/drawing/2017/model3d" xmlns:o="urn:schemas-microsoft-com:office:office" xmlns:oel="http://schemas.microsoft.com/office/2019/extlst" xmlns:r="http://schemas.openxmlformats.org/officeDocument/2006/relationships" xmlns:m="http://schemas.openxmlformats.org/officeDocument/2006/math" xmlns:v="urn:schemas-microsoft-com:vml" xmlns:wp14="http://schemas.microsoft.com/office/word/2010/wordprocessingDrawing" xmlns:wp="http://schemas.openxmlformats.org/drawingml/2006/wordprocessingDrawing" xmlns:w10="urn:schemas-microsoft-com:office:word" xmlns:w="http://schemas.openxmlformats.org/wordprocessingml/2006/main" xmlns:w14="http://schemas.microsoft.com/office/word/2010/wordml" xmlns:w15="http://schemas.microsoft.com/office/word/2012/wordml" xmlns:w16cex="http://schemas.microsoft.com/office/word/2018/wordml/cex" xmlns:w16cid="http://schemas.microsoft.com/office/word/2016/wordml/cid" xmlns:w16="http://schemas.microsoft.com/office/word/2018/wordml" xmlns:w16du="http://schemas.microsoft.com/office/word/2023/wordml/word16du" xmlns:w16sdtdh="http://schemas.microsoft.com/office/word/2020/wordml/sdtdatahash" xmlns:w16sdtfl="http://schemas.microsoft.com/office/word/2024/wordml/sdtformatlock" xmlns:w16se="http://schemas.microsoft.com/office/word/2015/wordml/symex" xmlns:wpg="http://schemas.microsoft.com/office/word/2010/wordprocessingGroup" xmlns:wpi="http://schemas.microsoft.com/office/word/2010/wordprocessingInk" xmlns:wne="http://schemas.microsoft.com/office/word/2006/wordml" xmlns:wps="http://schemas.microsoft.com/office/word/2010/wordprocessingShape" mc:Ignorable="w14 w15 w16se w16cid w16 w16cex w16sdtdh w16sdtfl w16du wp14">
   <w:body>
     <w:p>
       <w:r>
@@ -112,7 +112,7 @@
         <w:pStyle w:val="ListBullet"/>
       </w:pPr>
       <w:r>
-        <w:t>Om ett ombud (tex Norra skog eller Mellanskog) avverkningsanmäler en skog med naturvärden motsvarande nyckelbiotops kvalité men markägaren inte är FSC certifierad, bör du skicka in ett FSC kontrollerat virke klagomål. Då ska klagomålet skickas till ombudsföretaget.</w:t>
+        <w:t>Om ett ombud (tex Norra skog eller Mellanskog) avverkningsanmäler en skog med naturvärden motsvarande nyckelbiotops kvalitet men markägaren inte är FSC certifierad, bör du skicka in ett FSC kontrollerat virke klagomål. Då ska klagomålet skickas till ombudsföretaget.</w:t>
       </w:r>
     </w:p>
     <w:p>
@@ -168,35 +168,7 @@
     </w:p>
     <w:p>
       <w:r>
-        <w:t>Detta dokument behandlar höga naturvärden i avverkningsanmälan Stockbäcken i Bjurholms kommun. Denna avverkningsanmälan inkom 2025-08-02 och omfattar 63,2 ha.</w:t>
-      </w:r>
-    </w:p>
-    <w:p>
-      <w:r>
-        <w:t>Nedan presenteras fynd av naturvårdsarter och fridlysta arter som gjorts i det avverkningsanmälda området, samt relevanta utdrag ur standarderna för FSC, Chain of Custody, Controlled Wood och PEFC. I BILAGA 1 finns artfakta om fridlysta och rödlistade arter.</w:t>
-      </w:r>
-    </w:p>
-    <w:p>
-      <w:r>
-        <w:t>Vi förväntar oss att ni återkommer med ett skriftligt svar på vårt klagomål och även beskriver vilka korrigerande åtgärder ni satt in för att rätta till identifierade brister i er efterlevnad av den svenska FSC standarden.</w:t>
-      </w:r>
-    </w:p>
-    <w:p>
-      <w:pPr>
-        <w:pStyle w:val="Heading1"/>
-      </w:pPr>
-      <w:r>
-        <w:t>Naturvårdsarter</w:t>
-      </w:r>
-    </w:p>
-    <w:p>
-      <w:r>
-        <w:t>I avverkningsanmälan har följande 20 naturvårdsarter hittats: aspgelélav (VU), lappticka (VU), rynkskinn (VU), blågrå svartspik (NT), doftskinn (NT), gammelgransskål (NT), garnlav (NT), granticka (NT), gränsticka (NT), lunglav (NT), mörk kolflarnlav (NT), rödbrun blekspik (NT), ullticka (NT), vedflamlav (NT), vedskivlav (NT), violettgrå tagellav (NT), mörk husmossa (S), stuplav (S), vedticka (S) och lavskrika (§4). Av dessa är 16 rödlistade. För rödlistade arter har rödlistekategorin angivits inom parentes. Arter som är signalarter enligt Skogsstyrelsen har markerats med (S). För fridlysta arter anges även paragrafen i Artskyddsförordningen som arten är fridlyst enligt.</w:t>
-      </w:r>
-    </w:p>
-    <w:p>
-      <w:r>
-        <w:t>De påträffade naturvårdsarterna är ett tydligt kvitto på att detta rör sig om en skog med höga naturvärden. I Figur 1 visas en karta över det avverkningsanmälda området, där samtliga fyndplatser för naturvårdsarter som finns registrerade på Artportalen har markerats.</w:t>
+        <w:t>Detta klagomål behandlar höga naturvärden i avverkningsanmälan Stockbäcken i Bjurholms kommun som inkom 2026-07-12 och omfattar 63,2 ha.</w:t>
       </w:r>
     </w:p>
     <w:p>
@@ -206,7 +178,7 @@
       <w:r>
         <w:drawing>
           <wp:inline xmlns:a="http://schemas.openxmlformats.org/drawingml/2006/main" xmlns:pic="http://schemas.openxmlformats.org/drawingml/2006/picture">
-            <wp:extent cx="5486400" cy="6144845"/>
+            <wp:extent cx="5328630" cy="5724000"/>
             <wp:docPr id="1" name="Picture 1"/>
             <wp:cNvGraphicFramePr>
               <a:graphicFrameLocks noChangeAspect="1"/>
@@ -227,7 +199,7 @@
                   <pic:spPr>
                     <a:xfrm>
                       <a:off x="0" y="0"/>
-                      <a:ext cx="5486400" cy="6144845"/>
+                      <a:ext cx="5328630" cy="5724000"/>
                     </a:xfrm>
                     <a:prstGeom prst="rect"/>
                   </pic:spPr>
@@ -241,252 +213,25 @@
     <w:p>
       <w:pPr>
         <w:pStyle w:val="Caption"/>
+        <w:spacing w:after="240"/>
       </w:pPr>
       <w:r>
-        <w:t>Figur 1. Fyndplatser för naturvårdsarter i det avverkningsanmälda området (röd linje). Markörer utan svart kant är placerade på fyndplatsen. Markörer med svart kant är placerade vid sidan av fyndplatsen och har ett svart streck som visar fyndplatsens exakta position. Kartans mittpunktskoordinat är N 7070645, E 708672 i SWEREF 99 TM.</w:t>
+        <w:t>Figur 1. Fyndplatser för naturvårdsarter i avverkningsanmälan. Markörer utan svart kant är placerade på fyndplatsen. Markörer med svart kant är placerade vid sidan av fyndplatsen har ett svart streck som visar fyndplatsens exakta position. Kartans mittpunktskoordinat är N 7070645, E 708672 i SWEREF 99 TM.</w:t>
       </w:r>
     </w:p>
     <w:p>
       <w:r>
-        <w:rPr>
-          <w:b/>
-        </w:rPr>
-        <w:t>Aspgelélav (VU)</w:t>
-      </w:r>
-      <w:r>
-        <w:t xml:space="preserve"> växer praktiskt taget enbart på asp i skog med hög luftfuktighet. Aspgelélav missgynnas vid slutavverkning. I norra Sverige hotas arten genom slutavverkning av äldre barrskog med åldriga aspar, ofta på skogsbergens sluttningar. Arten försvinner på aspar som lämnas kvar på hyggen (SLU Artdatabanken, 2024).</w:t>
+        <w:t>I avverkningsanmälan finns fynd av 19 naturvårdsarter, varav 16 är rödlistade, 1 är fridlyst, 16 är typiska (T) och 3 är signalarter (S): aspgelélav (VU, T), garnlav (VU, T), gränsticka (VU, T), lappticka (VU, T), blågrå svartspik (NT), doftskinn (NT, T), gammelgransskål (NT, T), lavskrika (NT, T, §4), lunglav (NT, T), mörk kolflarnlav (NT), rynkskinn (NT, T), rödbrun blekspik (NT, T), ullticka (NT, T), vedflamlav (NT), vedskivlav (NT, T), violettgrå tagellav (NT, T), mörk husmossa (S, T), stuplav (S, T) och vedticka (S, T). Se Figur 1.</w:t>
       </w:r>
     </w:p>
     <w:p>
       <w:r>
-        <w:rPr>
-          <w:b/>
-        </w:rPr>
-        <w:t>Blågrå svartspik (NT)</w:t>
-      </w:r>
-      <w:r>
-        <w:t xml:space="preserve"> växer på torr, hård ved av gamla, solbelysta torrakor, högstubbar av tall och grova döda grenar på levande tallar i öppna bestånd av naturskogskaraktär. Nästan alltid rör det sig om tjärrika torrträd och högstubbar (töreved, keloträd) som kan vara en bra bit över hundra år, i vissa fall sannolikt hundratals år gamla. Skogsbruk är idag det allvarligaste hotet. Ett långsiktigt hot är att nybildningen av gamla torrakor och högstubbar är en långsam process vilken ofta är beroende av skogsbrand. Nytt substrat bildas numera sannolikt nästan inte alls då antalet naturliga skogsbränder har minskat drastiskt på grund av effektivare brandbekämpning. Döda träd som lämnas efter avverkning är inte lämpliga för arten, eftersom dessa träd inte varit utsatta för skogsbrand och bildat tjärrik ved. Skogsbruksåtgärder på eller i närheten av växtplatserna bör undvikas. Naturskogsartade skogar med förekomst av arten indikerar höga biologiska värden och bör bevaras. Blågrå svartspik har en mycket begränsad utbredning utanför de nordiska länderna varför dessa länder har ett speciellt ansvar för arten (SLU Artdatabanken, 2024).</w:t>
+        <w:t>Nedan presenteras relevanta utdrag ur standarderna för FSC, Chain of Custody, Controlled Wood och PEFC.</w:t>
       </w:r>
     </w:p>
     <w:p>
       <w:r>
-        <w:rPr>
-          <w:b/>
-        </w:rPr>
-        <w:t>Doftskinn (NT)</w:t>
-      </w:r>
-      <w:r>
-        <w:t>, rödlistad som nära hotad, är en mycket bra signalart för boreal granskog och indikerar ett gran-skogsekosystem med lång kontinuitet av grova lågor. Arten är placerad i toppen av Skogsstyrelsens värdepyramid för bedömning av skog med höga naturvärden och har klassats som en “urskogsindikator”, då den förekommer med ett tydligt optimum i helt eller nästan helt orörda skogar (Nitare &amp; Skogsstyrelsen, 2019).</w:t>
-      </w:r>
-    </w:p>
-    <w:p>
-      <w:r>
-        <w:rPr>
-          <w:b/>
-        </w:rPr>
-        <w:t>Gammelgransskål (NT)</w:t>
-      </w:r>
-      <w:r>
-        <w:t xml:space="preserve"> är en liten skålsvamp som växer på gamla granar med skrovlig bark. Typiska växtplatser är gransumpskog i myrkanter, bäckdråg, bäckraviner och skuggiga bergssluttningar, men också skog på torrare mark kan hysa arten om beståndet har stark naturskogskaraktär. Bestånd med arten bör behandlas som nyckelbiotoper och sparas vid en slutavverkning. Även gallring bör undvikas (SLU Artdatabanken, 2024; Nitare &amp; Skogsstyrelsen, 2019).</w:t>
-      </w:r>
-    </w:p>
-    <w:p>
-      <w:r>
-        <w:rPr>
-          <w:b/>
-        </w:rPr>
-        <w:t>Garnlav (NT)</w:t>
-      </w:r>
-      <w:r>
-        <w:t xml:space="preserve"> är en utpräglad barrskogsart som ibland kan drapera träden i norrländska grannaturskogar med hög luftfuktighet. Den förekommer även i talldominerade bestånd där den, förutom i trädens grenverk, påträffas hängande över ojämnheter i tallbarken. Arten har minskat starkt i södra och mellersta Sverige och den minskar även i sitt nordliga utbredningsområde. Orsaken till tillbakagången beror främst på slutavverkningar av naturskogsartade skogar. Bestånd med riklig förekomst bör regelmässigt sparas. Garnlav är värdväxt för den mycket sällsynta och akut hotade fjärilen barrskogslavfly (CR) som hör hemma i boreala barrskogar med riklig förekomst av värdväxten. Tidigare kunde arten konstateras årligen på flera platser vid Dala-Floda i Dalarna innan lokalerna kalavverkades. Senaste fyndet i landet av barrskogslavfly är från år 2000 då den påträffades vid Högberget i Sollefteå kommun (SLU Artdatabanken, 2024).</w:t>
-      </w:r>
-    </w:p>
-    <w:p>
-      <w:r>
-        <w:rPr>
-          <w:b/>
-        </w:rPr>
-        <w:t>Granticka (NT)</w:t>
-      </w:r>
-      <w:r>
-        <w:t xml:space="preserve"> förekommer främst i äldre skogar med naturskogskaraktär, liksom i dimensionsavverkade och plockhuggna skogar. I äldre grannaturskog i norra Sverige är den alltjämt en förhållandevis vanlig karaktärsart, medan den längre söderut blir allt mer sällsynt. I Götaland och delar av Svealand är den en god signalart för skyddsvärda granskogsmiljöer. Arten bedöms ha minskat starkt under senare år på grund av skogsavverkningar, då den framför allt växer i äldre granskog med långvarig grankontinuitet. I urskogsliknande bestånd i norra Sverige kan ibland påträffas den mycket sällsynta tickan grantickeporing (VU), som lever på döda grantickor (SLU Artdatabanken, 2024; Nitare &amp; Skogsstyrelsen, 2019).</w:t>
-      </w:r>
-    </w:p>
-    <w:p>
-      <w:r>
-        <w:rPr>
-          <w:b/>
-        </w:rPr>
-        <w:t>Gränsticka (NT)</w:t>
-      </w:r>
-      <w:r>
-        <w:t xml:space="preserve"> är en mycket bra signalart inom hela sitt utbredningsområde. Den är huvudsakligen knuten till restbestånd av barrnaturskog och förekommer med ett tydligt optimum i orörda eller måttligt påverkade gamla granskogar där det föreligger långvarig kontinuitet av grov död ved. Lokaler som hyser arten, speciellt i mellersta och södra Sverige, bör undantas från skogsbruk (SLU Artdatabanken, 2024; Nitare &amp; Skogsstyrelsen, 2019).</w:t>
-      </w:r>
-    </w:p>
-    <w:p>
-      <w:r>
-        <w:rPr>
-          <w:b/>
-        </w:rPr>
-        <w:t>Lappticka (VU)</w:t>
-      </w:r>
-      <w:r>
-        <w:t>, rödlistad som sårbar, är knuten till gamla granskogar med riklig förekomst av död ved. Den klassas som en “urskogsindikator” och alla skogsskötselåtgärder på eller i omedelbar närhet av lokalerna utgör ett hot (Nitare &amp; Skogsstyrelsen, 2019; SLU Artdatabanken, 2024).</w:t>
-      </w:r>
-    </w:p>
-    <w:p>
-      <w:r>
-        <w:rPr>
-          <w:b/>
-        </w:rPr>
-        <w:t>Lunglav (NT)</w:t>
-      </w:r>
-      <w:r>
-        <w:t xml:space="preserve"> är en av vårt lands främsta signalarter som överallt indikerar gamla lövträd, skogsbestånd med höga naturvärden och ekosystem med lång skoglig kontinuitet. Lokalt kan förekomsten vara mycket riklig men den hittas nästan enbart i gamla och ej slutavverkade skogar. Artens samtliga förekomster bör uppmärksammas från naturvårdssynpunkt, då många lokaler även hyser andra ovanliga och rödlistade arter. Rikliga förekomster bör skyddas med biotopskydd, frivilliga avsättningar eller reservat. Det finns ett antal sällsynta lavparasiter som växer på lunglav: lunglavsknapp (VU), skrovelmössing (DD), lunglavshårprick (DD), </w:t>
-      </w:r>
-      <w:r>
-        <w:rPr>
-          <w:i/>
-        </w:rPr>
-        <w:t>Calycina alstrupii</w:t>
-      </w:r>
-      <w:r>
-        <w:t xml:space="preserve"> (NA) och </w:t>
-      </w:r>
-      <w:r>
-        <w:rPr>
-          <w:i/>
-        </w:rPr>
-        <w:t>Chalara lobariae</w:t>
-      </w:r>
-      <w:r>
-        <w:t xml:space="preserve"> (NA) (SLU Artdatabanken, 2025; SLU Artdatabanken, 2024; Nitare &amp; Skogsstyrelsen, 2019).</w:t>
-      </w:r>
-    </w:p>
-    <w:p>
-      <w:r>
-        <w:rPr>
-          <w:b/>
-        </w:rPr>
-        <w:t xml:space="preserve">Mörk husmossa </w:t>
-      </w:r>
-      <w:r>
-        <w:t>är en mycket bra signalart i södra och mellersta Sverige. Den är sannolikt svårspridd och växer huvudsakligen i skog med lång skoglig kontinuitet i områden med konstant hög luftfuktighet. Den är känslig för större avverkningar, men tål plockhuggning som lämnar ett tätare trädskikt och ett obrutet, fukthållande mosstäcke på marken. Ett par studier har klart visat att artens tillväxt försämras när skogen huggs ner intill växtplatsen, och att ett kalhygges påverkan på mörk husmossa avtar både med avståndet från kalhygget och ju fuktigare växtplatsen är (SLU Artdatabanken, 2024; Nitare &amp; Skogsstyrelsen, 2019).</w:t>
-      </w:r>
-    </w:p>
-    <w:p>
-      <w:r>
-        <w:rPr>
-          <w:b/>
-        </w:rPr>
-        <w:t>Mörk kolflarnlav (NT)</w:t>
-      </w:r>
-      <w:r>
-        <w:t xml:space="preserve"> är brandberoende och växer nästan uteslutande på kolad hård kärnved av tall. Arten förekommer främst i glesa, öppna tall- och blandbarrskogar av naturskogskaraktär och etableringen verkar ske sent efter brand, kanske först efter 100–300 år. Mörk kolflarnlav indikerar skog med höga naturvärden och vanligast är att den påträffas på rester av nedbrunna torrakor och högstubbar och lågstubbar som är så grova att hela innandömet är urbränt. Tall- och blandbarrskogar av naturskogskaraktär med spår av återkommande bränder hyser höga biologiska värden och bör skyddas (SLU Artdatabanken, 2024).</w:t>
-      </w:r>
-    </w:p>
-    <w:p>
-      <w:r>
-        <w:rPr>
-          <w:b/>
-        </w:rPr>
-        <w:t>Rynkskinn (VU)</w:t>
-      </w:r>
-      <w:r>
-        <w:t>, rödlistad som sårbar, är en vednedbrytare som växer på grova granlågor och ingår i en karaktäristisk association av vedsvampar knutna till urskogsartade barrskogar. Den har klassificerats som en “urskogsindikator” och är placerad i toppen av Skogsstyrelsens värdepyramid för bedömning av skog med höga naturvärden. Allt tyder på att rynkskinn är mycket känslig för skogliga ingrepp (Nitare &amp; Skogsstyrelsen, 2019; SLU Artdatabanken, 2024).</w:t>
-      </w:r>
-    </w:p>
-    <w:p>
-      <w:r>
-        <w:rPr>
-          <w:b/>
-        </w:rPr>
-        <w:t>Rödbrun blekspik (NT)</w:t>
-      </w:r>
-      <w:r>
-        <w:t xml:space="preserve"> växer i norra Sverige på bark och ved av björk och gran i skogar med hög och jämn luftfuktighet. I södra Sverige växer den främst på ek i öppna åldriga lövskogar. I norra delen av sitt utbredningsområde hotas arten av slutavverkningar av gamla granskogar. I den södra delen av landet hotas den genom de åldriga lövskogarnas tillbakagång och särskilt ekhagarnas igenväxning och genom plantering av sådan mark med barrskog. Rödbrun blekspik signalerar alltid höga naturvärden (SLU Artdatabanken, 2024; Nitare &amp; Skogsstyrelsen, 2019).</w:t>
-      </w:r>
-    </w:p>
-    <w:p>
-      <w:r>
-        <w:rPr>
-          <w:b/>
-        </w:rPr>
-        <w:t>Stuplav</w:t>
-      </w:r>
-      <w:r>
-        <w:t xml:space="preserve"> är en mycket bra signalart i hela sitt utbredningsområde och förekommer nästan enbart i skogsmiljöer med höga naturvärden. Den indikerar långvarig förekomst av gamla lövträd och miljöer med konstant hög luftfuktighet. I skogar med suboceaniskt klimat finns det en mycket sällsynt parasit, njurlavsknapp </w:t>
-      </w:r>
-      <w:r>
-        <w:rPr>
-          <w:i/>
-        </w:rPr>
-        <w:t>Pletocarpon nephromeum</w:t>
-      </w:r>
-      <w:r>
-        <w:t xml:space="preserve"> (EN), som växer på stuplav (SLU Artdatabanken, 2024; Nitare &amp; Skogsstyrelsen, 2019).</w:t>
-      </w:r>
-    </w:p>
-    <w:p>
-      <w:r>
-        <w:rPr>
-          <w:b/>
-        </w:rPr>
-        <w:t>Ullticka (NT)</w:t>
-      </w:r>
-      <w:r>
-        <w:t xml:space="preserve"> är knuten till restbestånd av barrnaturskog och förekommer med ett tydligt optimum i orörda eller måttligt påverkade gamla granskogar där det föreligger viss kontinuitet av grov död ved. Ullticka är en bra signalart inom hela sitt utbredningsområde och i södra Sverige är den sällsynt och en god signalart för skyddsvärda granskogsmiljöer. Den hotas av avverkning och fragmentering av naturskog och äldre granskog med lång trädkontinuitet. På ullticka kan ibland ulltickeporing (VU) påträffas - det är en sällsynt ticka som nyligen delats upp i tre olika arter: </w:t>
-      </w:r>
-      <w:r>
-        <w:rPr>
-          <w:i/>
-        </w:rPr>
-        <w:t xml:space="preserve">Skeletocutis brevispora </w:t>
-      </w:r>
-      <w:r>
-        <w:t>(ulltickeporing)</w:t>
-      </w:r>
-      <w:r>
-        <w:rPr>
-          <w:i/>
-        </w:rPr>
-        <w:t>, Skeletocutis delicata och Skeletocutis exilis</w:t>
-      </w:r>
-      <w:r>
-        <w:t>. De två sistnämnda arterna står för närvarande (2020) som ej bedömda i rödlistan (SLU Artdatabanken, 2024; Nitare &amp; Skogsstyrelsen, 2019; Miettinen &amp; Niemelä, 2018).</w:t>
-      </w:r>
-    </w:p>
-    <w:p>
-      <w:r>
-        <w:rPr>
-          <w:b/>
-        </w:rPr>
-        <w:t>Vedflamlav (NT)</w:t>
-      </w:r>
-      <w:r>
-        <w:t xml:space="preserve"> växer på gammal hård och torr, exponerad kärnved av tall, främst på högstubbar i ljusöppna lägen, t.ex. vid och på myrar, sjökanter, i glesa hällmarkskogar och i brandpräglade tallnaturskogar. Substratet nyskapas i begränsad omfattning och arten är en utmärkt indikator på höga naturvärden i denna skogstyp. Tall- och barrblandskogar med naturskogskaraktär och spår av bränder har ofta höga biologiska värden och bör skyddas (SLU Artdatabanken, 2024).</w:t>
-      </w:r>
-    </w:p>
-    <w:p>
-      <w:r>
-        <w:rPr>
-          <w:b/>
-        </w:rPr>
-        <w:t>Vedskivlav (NT)</w:t>
-      </w:r>
-      <w:r>
-        <w:t xml:space="preserve"> växer på gammal, torr, exponerad, hård kärnved av framförallt tall i naturskogsartade bestånd. Avverkning av tallskog av naturskogskaraktär med spår av återkommande bränder är ett hot. Mängden lämplig ved att växa på för vedskivlav minskar, dels på grund av naturlig nedbrytning men framförallt på grund av att de förstörs i samband med slutavverkningar, gallringar och markberedning. Tall- och blandbarrskogar av naturskogskaraktär med spår av återkommande bränder bör skyddas (SLU Artdatabanken, 2024).</w:t>
-      </w:r>
-    </w:p>
-    <w:p>
-      <w:r>
-        <w:rPr>
-          <w:b/>
-        </w:rPr>
-        <w:t>Violettgrå tagellav (NT)</w:t>
-      </w:r>
-      <w:r>
-        <w:t xml:space="preserve"> växer nästan uteslutande i gamla olikåldriga barrnaturskogar med lång skoglig kontinuitet och är en utmärkt signal på skog med höga naturvärden. Slutavverkning av tidigare aldrig slutavverkad skog (kontinuitetsskog) är det största hotet. Biotopen nyskapas i begränsad omfattning och barrskog äldre än 160 år, där den violettgrå tagellaven huvudsakligen påträffas har minskat med 50% de senaste 50 åren. Lågproduktiv skogsmark där laven förekommer bör undantas från skogsbruk och rika förekomster i äldre granskog bör skyddas. Arten är känslig för uttorkning och det är väsentligt att tillräckligt stora bestånd avsätts (SLU Artdatabanken, 2024; Nitare &amp; Skogsstyrelsen, 2019).</w:t>
+        <w:t>Vi förväntar oss att ni återkommer med ett skriftligt svar på vårt klagomål och även beskriver vilka korrigerande åtgärder ni satt in för att rätta till identifierade brister i er efterlevnad av den svenska FSC standarden.</w:t>
       </w:r>
     </w:p>
     <w:p>
@@ -494,26 +239,32 @@
         <w:pStyle w:val="Heading1"/>
       </w:pPr>
       <w:r>
-        <w:t>Fridlysta arter</w:t>
+        <w:t>Naturvårdsarter och fridlysta arter</w:t>
       </w:r>
     </w:p>
     <w:p>
       <w:r>
-        <w:t>Följande fridlysta arter har sina livsmiljöer och växtplatser i den avverkningsanmälda skogen: lavskrika (§4).</w:t>
+        <w:t>Nedan följer beskrivningar av de naturvårdsarter och fridlysta arter som har sina livsmiljöer och växtplatser i den avverkningsanmälda skogen. Se även ytterligare artfakta i BILAGA 1. De påträffade naturvårdsarterna är ett tydligt kvitto på att det rör sig om en skog med höga naturvärden.</w:t>
       </w:r>
     </w:p>
     <w:p>
-      <w:r>
-        <w:t xml:space="preserve">Observera att medlemsländerna är skyldiga att agera i enlighet med EU:s fågeldirektiv där det uttryckligen står att direktivet gäller för fåglar samt för deras ägg, bon och </w:t>
-      </w:r>
       <w:r>
         <w:rPr>
           <w:b/>
         </w:rPr>
-        <w:t xml:space="preserve">livsmiljöer </w:t>
-      </w:r>
-      <w:r>
-        <w:t>(artikel 1). Vidare att de åtgärder som vidtas inte får leda till en försämring av den nuvarande situationen beträffande bevarandet av de fågelarter som avses i artikel 1 (artikel 13). Fågeldirektivet är styrande för tillsynsansvariga myndigheters ärendehantering, ställningstaganden och beslutsfattande.</w:t>
+        <w:t>Aspgelélav (VU)</w:t>
+      </w:r>
+      <w:r>
+        <w:t xml:space="preserve"> växer praktiskt taget enbart på asp i skog med hög luftfuktighet. Aspgelélav missgynnas vid slutavverkning. I norra Sverige hotas arten genom slutavverkning av äldre barrskog med åldriga aspar, ofta på skogsbergens sluttningar. Arten försvinner på aspar som lämnas kvar på hyggen. Aspgelélav (VU) är typisk art för </w:t>
+      </w:r>
+      <w:r>
+        <w:rPr>
+          <w:i/>
+        </w:rPr>
+        <w:t>9010 Taiga</w:t>
+      </w:r>
+      <w:r>
+        <w:t xml:space="preserve"> (SLU Artdatabanken, 2024).</w:t>
       </w:r>
     </w:p>
     <w:p>
@@ -521,15 +272,485 @@
         <w:rPr>
           <w:b/>
         </w:rPr>
-        <w:t>Lavskrika (§4)</w:t>
-      </w:r>
-      <w:r>
-        <w:t>, prioriterad art i Skogsvårdslagen, är en mycket stationär fågel, som häckar i äldre, slutna och hänglavsrika barrskogar. Reviren är livslånga med hemområden som varierar mellan 50 och 150 ha. Inom ett revir av hög kvalitet finns det som regel ett eller flera kärnområden (1–20 ha) med relativt tät flerskiktad granskog. Arten missgynnas när flerskiktad skog omförs till enskiktade bestånd och även röjning och hård gallring är starkt negativt. Lavskrikan har relativt stora hemområden och försvinner när den äldre skogen fragmenteras, särskilt allvarligt är när kärnområdena avverkas. (Skogsstyrelsen 2016). Populationen har minskat med 20–40 % de senaste 30 åren. Arten försvinner successivt framför allt vid dess utbredningsgränser (SLU Artdatabanken, 2021).</w:t>
+        <w:t>Garnlav (VU)</w:t>
+      </w:r>
+      <w:r>
+        <w:t xml:space="preserve"> är en utpräglad barrskogsart som ibland kan drapera träden i norrländska grannaturskogar med hög luftfuktighet. Den förekommer även i talldominerade bestånd där den, förutom i trädens grenverk, påträffas hängande över ojämnheter i tallbarken. Arten har minskat starkt i södra och mellersta Sverige och den minskar även i sitt nordliga utbredningsområde. Minskningstakten uppgår till 30 (20–50) % inom 50 år och överstiger gränsvärdet för Sårbar (VU). Orsaken till tillbakagången beror främst på slutavverkningar av naturskogsartade skogar. Bestånd med riklig förekomst bör regelmässigt sparas, vilket även gynnar flera andra sällsynta och rödlistade arter. Garnlav är värdväxt för den mycket sällsynta och akut hotade fjärilen barrskogslavfly (CR) som hör hemma i boreala barrskogar med riklig förekomst av värdväxten. Tidigare kunde arten konstateras årligen på flera platser vid Dala-Floda i Dalarna innan lokalerna kalavverkades. Senaste fyndet i landet av barrskogslavfly är från år 2000 då den påträffades vid Högberget i Sollefteå kommun. Garnlav är typisk art för </w:t>
+      </w:r>
+      <w:r>
+        <w:rPr>
+          <w:i/>
+        </w:rPr>
+        <w:t xml:space="preserve">9010 Taiga </w:t>
+      </w:r>
+      <w:r>
+        <w:t>och</w:t>
+      </w:r>
+      <w:r>
+        <w:rPr>
+          <w:i/>
+        </w:rPr>
+        <w:t xml:space="preserve"> 9070 Trädklädd betesmark</w:t>
+      </w:r>
+      <w:r>
+        <w:t xml:space="preserve"> (SLU Artdatabanken, 2026).</w:t>
       </w:r>
     </w:p>
     <w:p>
       <w:r>
-        <w:t>I BILAGA 1 finns mer detaljerad information om ekologi samt krav på livsmiljö hos fridlysta arter.</w:t>
+        <w:rPr>
+          <w:b/>
+        </w:rPr>
+        <w:t>Gränsticka (VU)</w:t>
+      </w:r>
+      <w:r>
+        <w:t xml:space="preserve"> är en mycket bra signalart inom hela sitt utbredningsområde. Den är huvudsakligen knuten till restbestånd av barrnaturskog och förekommer med ett tydligt optimum i orörda eller måttligt påverkade gamla granskogar där det föreligger långvarig kontinuitet av grov död ved. Den totala populationen bedöms ha minskat och fortsätter att minska i takt med att grankontinuitetsskogar (äldre tidigare icke kalavverkade skogar) minskar i areal. Minskningstakten överstiger gränsvärdet för sårbar (VU). Lokaler som hyser arten bör undantas från skogsbruk, speciellt i mellersta och södra Sverige. Gränsticka är typisk art för </w:t>
+      </w:r>
+      <w:r>
+        <w:rPr>
+          <w:i/>
+        </w:rPr>
+        <w:t>9010 Taiga</w:t>
+      </w:r>
+      <w:r>
+        <w:t xml:space="preserve"> (SLU Artdatabanken, 2026; Nitare &amp; Skogsstyrelsen, 2019).</w:t>
+      </w:r>
+    </w:p>
+    <w:p>
+      <w:r>
+        <w:rPr>
+          <w:b/>
+        </w:rPr>
+        <w:t>Lappticka (VU)</w:t>
+      </w:r>
+      <w:r>
+        <w:t xml:space="preserve">, rödlistad som sårbar, är knuten till gamla granskogar med riklig förekomst av död ved. Den klassas som en “urskogsindikator” och alla skogsskötselåtgärder på eller i omedelbar närhet av lokalerna utgör ett hot. Lappticka är typisk art för </w:t>
+      </w:r>
+      <w:r>
+        <w:rPr>
+          <w:i/>
+        </w:rPr>
+        <w:t>9010 Taiga</w:t>
+      </w:r>
+      <w:r>
+        <w:t xml:space="preserve"> (Nitare &amp; Skogsstyrelsen, 2019; SLU Artdatabanken, 2024).</w:t>
+      </w:r>
+    </w:p>
+    <w:p>
+      <w:r>
+        <w:rPr>
+          <w:b/>
+        </w:rPr>
+        <w:t>Blågrå svartspik (NT)</w:t>
+      </w:r>
+      <w:r>
+        <w:t xml:space="preserve"> växer på torr, hård ved av gamla, solbelysta torrakor, högstubbar av tall och grova döda grenar på levande tallar i öppna bestånd av naturskogskaraktär. Nästan alltid rör det sig om tjärrika torrträd och högstubbar (töreved, keloträd) som kan vara en bra bit över hundra år, i vissa fall sannolikt hundratals år gamla. Skogsbruk är idag det allvarligaste hotet. Ett långsiktigt hot är att nybildningen av gamla torrakor och högstubbar är en långsam process vilken ofta är beroende av skogsbrand. Nytt substrat bildas numera sannolikt nästan inte alls då antalet naturliga skogsbränder har minskat drastiskt på grund av effektivare brandbekämpning. Döda träd som lämnas efter avverkning är inte lämpliga för arten, eftersom dessa träd inte varit utsatta för skogsbrand och bildat tjärrik ved. Skogsbruksåtgärder på eller i närheten av växtplatserna bör undvikas. Naturskogsartade skogar med förekomst av arten indikerar höga biologiska värden och bör bevaras. Blågrå svartspik har en mycket begränsad utbredning utanför de nordiska länderna varför dessa länder har ett speciellt ansvar för arten (SLU Artdatabanken, 2024).</w:t>
+      </w:r>
+    </w:p>
+    <w:p>
+      <w:r>
+        <w:rPr>
+          <w:b/>
+        </w:rPr>
+        <w:t>Doftskinn (NT)</w:t>
+      </w:r>
+      <w:r>
+        <w:t xml:space="preserve">, rödlistad som nära hotad, är en mycket bra signalart för boreal granskog och indikerar ett gran-skogsekosystem med lång kontinuitet av grova lågor. Arten är placerad i toppen av Skogsstyrelsens värdepyramid för bedömning av skog med höga naturvärden och har klassats som en “urskogsindikator”, då den förekommer med ett tydligt optimum i helt eller nästan helt orörda skogar. Doftskinn är typisk art för </w:t>
+      </w:r>
+      <w:r>
+        <w:rPr>
+          <w:i/>
+        </w:rPr>
+        <w:t xml:space="preserve">9010 Taiga </w:t>
+      </w:r>
+      <w:r>
+        <w:t>(SLU Artdatabanken, 2025; Nitare &amp; Skogsstyrelsen, 2019).</w:t>
+      </w:r>
+    </w:p>
+    <w:p>
+      <w:r>
+        <w:rPr>
+          <w:b/>
+        </w:rPr>
+        <w:t>Gammelgransskål (NT)</w:t>
+      </w:r>
+      <w:r>
+        <w:t xml:space="preserve"> är en liten skålsvamp som växer på gamla granar med skrovlig bark. Typiska växtplatser är gransumpskog i myrkanter, bäckdråg, bäckraviner och skuggiga bergssluttningar, men också skog på torrare mark kan hysa arten om beståndet har stark naturskogskaraktär. Bestånd med arten bör behandlas som nyckelbiotoper och sparas vid en slutavverkning. Även gallring bör undvikas. Gammelgransskål är typisk art för </w:t>
+      </w:r>
+      <w:r>
+        <w:rPr>
+          <w:i/>
+        </w:rPr>
+        <w:t>9010 Taiga</w:t>
+      </w:r>
+      <w:r>
+        <w:t xml:space="preserve"> (SLU Artdatabanken, 2024; Nitare &amp; Skogsstyrelsen, 2019).</w:t>
+      </w:r>
+    </w:p>
+    <w:p>
+      <w:r>
+        <w:rPr>
+          <w:b/>
+        </w:rPr>
+        <w:t>Lavskrika (NT, §4)</w:t>
+      </w:r>
+      <w:r>
+        <w:t xml:space="preserve"> är rödlistad som nära hotad och fridlyst enligt 4§ artskyddsförordningen. Den har minskat med 20 (10–30) % under de senaste 15 åren och minskningstakten bedöms vara nära gränsvärdet för sårbar (VU). Lavskrikan är en mycket stationär fågel, som häckar i äldre, slutna och hänglavsrika barrskogar. Nyckelfaktorer är flerskiktad skog med rik undervegetation samt riklig förekomst av hänglavar. Reviren är livslånga med hemområden som varierar mellan 50 och 150 ha. Inom ett revir av hög kvalitet finns det som regel ett eller flera kärnområden (1–20 ha) med relativt tät flerskiktad granskog. Arten missgynnas när flerskiktad skog omförs till enskiktade bestånd och även röjning och hård gallring är starkt negativt. Lavskrikan har relativt stora hemområden och försvinner när den äldre skogen fragmenteras, särskilt allvarligt är när kärnområdena avverkas. Den försvinner successivt framför allt vid dess utbredningsgränser och populationen har minskat kontinuerligt under 2000-talet. Lavskrika är typisk art för </w:t>
+      </w:r>
+      <w:r>
+        <w:rPr>
+          <w:i/>
+        </w:rPr>
+        <w:t>9010 Taiga</w:t>
+      </w:r>
+      <w:r>
+        <w:t xml:space="preserve"> (SLU Artdatabanken, 2026; Skogsstyrelsen 2016).</w:t>
+      </w:r>
+    </w:p>
+    <w:p>
+      <w:r>
+        <w:rPr>
+          <w:b/>
+        </w:rPr>
+        <w:t>Lunglav (NT)</w:t>
+      </w:r>
+      <w:r>
+        <w:t xml:space="preserve"> är en av vårt lands främsta signalarter som överallt indikerar gamla lövträd, skogsbestånd med höga naturvärden och ekosystem med långskoglig kontinuitet. Lokalt kan förekomsten vara mycket riklig men den hittas nästan enbart i gamla och ej slutavverkade skogar. Artens samtliga förekomster bör uppmärksammas från naturvårdssynpunkt, då många lokaler även hyser andra ovanliga och rödlistade arter. Rikliga förekomster bör skyddas med biotopskydd, frivilliga avsättningar eller reservat. På lunglav kan de sällsynta lavparasiterna lunglavshårprick (CR), </w:t>
+      </w:r>
+      <w:r>
+        <w:rPr>
+          <w:i/>
+        </w:rPr>
+        <w:t>Abrothallus diederichii</w:t>
+      </w:r>
+      <w:r>
+        <w:t xml:space="preserve"> (VU), </w:t>
+      </w:r>
+      <w:r>
+        <w:rPr>
+          <w:i/>
+        </w:rPr>
+        <w:t>Abrothallus lobariae</w:t>
+      </w:r>
+      <w:r>
+        <w:t xml:space="preserve"> (VU), </w:t>
+      </w:r>
+      <w:r>
+        <w:rPr>
+          <w:i/>
+        </w:rPr>
+        <w:t>Calycina lobariae</w:t>
+      </w:r>
+      <w:r>
+        <w:t xml:space="preserve"> (VU), lunglavsknapp (VU) och skrovelmössing (VU) påträffas. Lunglav är typisk art för </w:t>
+      </w:r>
+      <w:r>
+        <w:rPr>
+          <w:i/>
+        </w:rPr>
+        <w:t>9010 Taiga, 9020 Nordlig ädellövskog, 9110 Näringsfattig bokskog, 9130 Näringsrik bokskog, 9160 Näringsrik ekskog, 9180 Ädellövskog i branter, 9190 Näringsfattig ekskog, 9070 Trädklädd betesmark, 9040 Fjällbjörkskog</w:t>
+      </w:r>
+      <w:r>
+        <w:t xml:space="preserve"> och</w:t>
+      </w:r>
+      <w:r>
+        <w:rPr>
+          <w:i/>
+        </w:rPr>
+        <w:t xml:space="preserve"> 6530 Lövängar</w:t>
+      </w:r>
+      <w:r>
+        <w:t xml:space="preserve"> (SLU Artdatabanken, 2026; Nitare &amp; Skogsstyrelsen, 2019).</w:t>
+      </w:r>
+    </w:p>
+    <w:p>
+      <w:r>
+        <w:rPr>
+          <w:b/>
+        </w:rPr>
+        <w:t>Mörk kolflarnlav (NT)</w:t>
+      </w:r>
+      <w:r>
+        <w:t xml:space="preserve"> är brandberoende och växer nästan uteslutande på kolad hård kärnved av tall. Arten förekommer främst i glesa, öppna tall- och blandbarrskogar av naturskogskaraktär och etableringen verkar ske sent efter brand, kanske först efter 100–300 år. Mörk kolflarnlav indikerar skog med höga naturvärden och vanligast är att den påträffas på rester av nedbrunna torrakor och högstubbar och lågstubbar som är så grova att hela innandömet är urbränt. Tall- och blandbarrskogar av naturskogskaraktär med spår av återkommande bränder hyser höga biologiska värden och bör skyddas (SLU Artdatabanken, 2024).</w:t>
+      </w:r>
+    </w:p>
+    <w:p>
+      <w:r>
+        <w:rPr>
+          <w:b/>
+        </w:rPr>
+        <w:t>Rynkskinn (NT)</w:t>
+      </w:r>
+      <w:r>
+        <w:t xml:space="preserve"> är en vednedbrytare som växer på grova granlågor och ingår i en karaktäristisk association av vedsvampar knutna till urskogsartade barrskogar. Den har klassificerats som en “urskogsindikator” och är placerad i toppen av Skogsstyrelsens värdepyramid för bedömning av skog med höga naturvärden. Allt tyder på att rynkskinn är mycket känslig för skogliga ingrepp och lokalerna, som oftast har höga biologiska kvaliteter, bör lämnas till fri utveckling. Rynkskinn är typisk art för </w:t>
+      </w:r>
+      <w:r>
+        <w:rPr>
+          <w:i/>
+        </w:rPr>
+        <w:t xml:space="preserve">9010 Taiga, 9050 Näringsrik granskog </w:t>
+      </w:r>
+      <w:r>
+        <w:t>och</w:t>
+      </w:r>
+      <w:r>
+        <w:rPr>
+          <w:i/>
+        </w:rPr>
+        <w:t xml:space="preserve"> 9030 Landhöjningsskog</w:t>
+      </w:r>
+      <w:r>
+        <w:t xml:space="preserve"> (Nitare &amp; Skogsstyrelsen, 2019; SLU Artdatabanken, 2026).</w:t>
+      </w:r>
+    </w:p>
+    <w:p>
+      <w:r>
+        <w:rPr>
+          <w:b/>
+        </w:rPr>
+        <w:t>Rödbrun blekspik (NT)</w:t>
+      </w:r>
+      <w:r>
+        <w:t xml:space="preserve"> växer i norra Sverige på bark och ved av björk och gran i skogar med hög och jämn luftfuktighet. I södra Sverige växer den främst på ek i öppna åldriga lövskogar. I norra delen av sitt utbredningsområde hotas arten av slutavverkningar av gamla granskogar. I den södra delen av landet hotas den genom de åldriga lövskogarnas tillbakagång och särskilt ekhagarnas igenväxning och genom plantering av sådan mark med barrskog. Rödbrun blekspik är typisk art för </w:t>
+      </w:r>
+      <w:r>
+        <w:rPr>
+          <w:i/>
+        </w:rPr>
+        <w:t xml:space="preserve">9010 Taiga, 9020 Nordlig ädellövskog, 9070 Trädklädd betesmark, 9160 Näringsrik ekskog </w:t>
+      </w:r>
+      <w:r>
+        <w:t xml:space="preserve">och </w:t>
+      </w:r>
+      <w:r>
+        <w:rPr>
+          <w:i/>
+        </w:rPr>
+        <w:t>9180 Ädellövskog i branter</w:t>
+      </w:r>
+      <w:r>
+        <w:t xml:space="preserve"> och signalerar alltid höga naturvärden (SLU Artdatabanken, 2024; Nitare &amp; Skogsstyrelsen, 2019).</w:t>
+      </w:r>
+    </w:p>
+    <w:p>
+      <w:r>
+        <w:rPr>
+          <w:b/>
+        </w:rPr>
+        <w:t>Ullticka (NT)</w:t>
+      </w:r>
+      <w:r>
+        <w:t xml:space="preserve"> är knuten till restbestånd av barrnaturskog och förekommer med ett tydligt optimum i orörda eller måttligt påverkade gamla granskogar där det föreligger viss kontinuitet av grov död ved. Ullticka är en bra signalart inom hela sitt utbredningsområde och i södra Sverige är den sällsynt och en god signalart för skyddsvärda granskogsmiljöer. Den hotas av avverkning och fragmentering av naturskog och äldre granskog med lång trädkontinuitet. På ullticka kan ibland ulltickeporing (VU) påträffas - det är en sällsynt ticka som nyligen delats upp i de tre olika arterna ulltickeporing </w:t>
+      </w:r>
+      <w:r>
+        <w:rPr>
+          <w:i/>
+        </w:rPr>
+        <w:t xml:space="preserve">Skeletocutis brevispora </w:t>
+      </w:r>
+      <w:r>
+        <w:t>(VU)</w:t>
+      </w:r>
+      <w:r>
+        <w:rPr>
+          <w:i/>
+        </w:rPr>
+        <w:t>, Skeletocutis delicata</w:t>
+      </w:r>
+      <w:r>
+        <w:t xml:space="preserve"> (VU)</w:t>
+      </w:r>
+      <w:r>
+        <w:rPr>
+          <w:i/>
+        </w:rPr>
+        <w:t xml:space="preserve"> och Skeletocutis exilis</w:t>
+      </w:r>
+      <w:r>
+        <w:t xml:space="preserve"> (NT). Ullticka är typisk art för </w:t>
+      </w:r>
+      <w:r>
+        <w:rPr>
+          <w:i/>
+        </w:rPr>
+        <w:t xml:space="preserve">9010 Taiga, 9050 Näringsrik granskog </w:t>
+      </w:r>
+      <w:r>
+        <w:t xml:space="preserve">och </w:t>
+      </w:r>
+      <w:r>
+        <w:rPr>
+          <w:i/>
+        </w:rPr>
+        <w:t>9030 Landhöjningsskog</w:t>
+      </w:r>
+      <w:r>
+        <w:t xml:space="preserve"> (SLU Artdatabanken, 2026; Nitare &amp; Skogsstyrelsen, 2019; Miettinen &amp; Niemelä, 2018).</w:t>
+      </w:r>
+    </w:p>
+    <w:p>
+      <w:r>
+        <w:rPr>
+          <w:b/>
+        </w:rPr>
+        <w:t>Vedflamlav (NT)</w:t>
+      </w:r>
+      <w:r>
+        <w:t xml:space="preserve"> växer på gammal hård och torr, exponerad kärnved av tall, främst på högstubbar i ljusöppna lägen, t.ex. vid och på myrar, sjökanter, i glesa hällmarkskogar och i brandpräglade tallnaturskogar. Substratet nyskapas i begränsad omfattning och arten är en utmärkt indikator på höga naturvärden i denna skogstyp. Tall- och barrblandskogar med naturskogskaraktär och spår av bränder har ofta höga biologiska värden och bör skyddas. På vedflamlavens bål kan den sällsynta spiklaven/parasiten </w:t>
+      </w:r>
+      <w:r>
+        <w:rPr>
+          <w:i/>
+        </w:rPr>
+        <w:t>Calicium ramboldiicola</w:t>
+      </w:r>
+      <w:r>
+        <w:t xml:space="preserve"> (VU) påträffas (SLU Artdatabanken, 2026).</w:t>
+      </w:r>
+    </w:p>
+    <w:p>
+      <w:r>
+        <w:rPr>
+          <w:b/>
+        </w:rPr>
+        <w:t>Vedskivlav (NT)</w:t>
+      </w:r>
+      <w:r>
+        <w:t xml:space="preserve"> växer på gammal, torr, exponerad, hård kärnved av framförallt tall i naturskogsartade bestånd. Avverkning av tallskog av naturskogskaraktär med spår av återkommande bränder är ett hot. Mängden lämplig ved att växa på för vedskivlav minskar, dels på grund av naturlig nedbrytning men framförallt på grund av att de förstörs i samband med slutavverkningar, gallringar och markberedning. Tall- och blandbarrskogar av naturskogskaraktär med spår av återkommande bränder bör skyddas. Vedskivlav är typisk art för </w:t>
+      </w:r>
+      <w:r>
+        <w:rPr>
+          <w:i/>
+        </w:rPr>
+        <w:t>9010 Taiga</w:t>
+      </w:r>
+      <w:r>
+        <w:t xml:space="preserve"> (SLU Artdatabanken, 2024).</w:t>
+      </w:r>
+    </w:p>
+    <w:p>
+      <w:r>
+        <w:rPr>
+          <w:b/>
+        </w:rPr>
+        <w:t>Violettgrå tagellav (NT)</w:t>
+      </w:r>
+      <w:r>
+        <w:t xml:space="preserve"> växer nästan uteslutande i gamla olikåldriga barrnaturskogar med lång skoglig kontinuitet och är en utmärkt signal på skog med höga naturvärden. Slutavverkning av tidigare aldrig slutavverkad skog (kontinuitetsskog) är det största hotet. Biotopen nyskapas i begränsad omfattning och barrskog äldre än 160 år, där den violettgrå tagellaven huvudsakligen påträffas har minskat med 50% de senaste 50 åren. Lågproduktiv skogsmark där laven förekommer bör undantas från skogsbruk och rika förekomster i äldre granskog bör skyddas. Arten är känslig för uttorkning och det är väsentligt att tillräckligt stora bestånd avsätts. Violettgrå tagellav är typisk art för </w:t>
+      </w:r>
+      <w:r>
+        <w:rPr>
+          <w:i/>
+        </w:rPr>
+        <w:t>9010 Taiga</w:t>
+      </w:r>
+      <w:r>
+        <w:t xml:space="preserve"> (SLU Artdatabanken, 2024; Nitare &amp; Skogsstyrelsen, 2019).</w:t>
+      </w:r>
+    </w:p>
+    <w:p>
+      <w:r>
+        <w:rPr>
+          <w:b/>
+        </w:rPr>
+        <w:t xml:space="preserve">Mörk husmossa </w:t>
+      </w:r>
+      <w:r>
+        <w:t xml:space="preserve">är en mycket bra signalart i södra och mellersta Sverige. Den är sannolikt svårspridd och växer huvudsakligen i skog med lång skoglig kontinuitet i områden med konstant hög luftfuktighet. Den är känslig för större avverkningar, men tål plockhuggning som lämnar ett tätare trädskikt och ett obrutet, fukthållande mosstäcke på marken. Ett par studier har klart visat att artens tillväxt försämras när skogen huggs ner intill växtplatsen, och att ett kalhygges påverkan på mörk husmossa avtar både med avståndet från kalhygget och ju fuktigare växtplatsen är. Mörk husmossa är typisk art för </w:t>
+      </w:r>
+      <w:r>
+        <w:rPr>
+          <w:i/>
+        </w:rPr>
+        <w:t xml:space="preserve">9010 Taiga, 9050 Näringsrik granskog, 9080 Lövsumpskog, 9750 Svämlövskog, 9020 Nordlig ädellövskog, 9160 Näringsrik ekskog </w:t>
+      </w:r>
+      <w:r>
+        <w:t>och</w:t>
+      </w:r>
+      <w:r>
+        <w:rPr>
+          <w:i/>
+        </w:rPr>
+        <w:t xml:space="preserve"> 9180 Ädellövskog i branter</w:t>
+      </w:r>
+      <w:r>
+        <w:t xml:space="preserve"> (SLU Artdatabanken, 2024; Nitare &amp; Skogsstyrelsen, 2019).</w:t>
+      </w:r>
+    </w:p>
+    <w:p>
+      <w:r>
+        <w:rPr>
+          <w:b/>
+        </w:rPr>
+        <w:t>Stuplav</w:t>
+      </w:r>
+      <w:r>
+        <w:t xml:space="preserve"> är en mycket bra signalart i hela sitt utbredningsområde och förekommer nästan enbart i skogsmiljöer med höga naturvärden. Den indikerar långvarig förekomst av gamla lövträd och miljöer med konstant hög luftfuktighet. I skogar med suboceaniskt klimat finns det en mycket sällsynt parasit, njurlavsknapp </w:t>
+      </w:r>
+      <w:r>
+        <w:rPr>
+          <w:i/>
+        </w:rPr>
+        <w:t>Pletocarpon nephromeum</w:t>
+      </w:r>
+      <w:r>
+        <w:t xml:space="preserve"> (EN), som växer på stuplav. Ytterligare tre sällsynta lavparasiter, </w:t>
+      </w:r>
+      <w:r>
+        <w:rPr>
+          <w:i/>
+        </w:rPr>
+        <w:t>Protounguicularia nephromatis</w:t>
+      </w:r>
+      <w:r>
+        <w:t xml:space="preserve"> (VU), </w:t>
+      </w:r>
+      <w:r>
+        <w:rPr>
+          <w:i/>
+        </w:rPr>
+        <w:t>Refractohilum galligenum</w:t>
+      </w:r>
+      <w:r>
+        <w:t xml:space="preserve"> (NT) och </w:t>
+      </w:r>
+      <w:r>
+        <w:rPr>
+          <w:i/>
+        </w:rPr>
+        <w:t>Roselliniella nephromatis</w:t>
+      </w:r>
+      <w:r>
+        <w:t xml:space="preserve"> (DD), kan också påträffas på stuplav. Stuplav är typisk art för </w:t>
+      </w:r>
+      <w:r>
+        <w:rPr>
+          <w:i/>
+        </w:rPr>
+        <w:t>9010 Taiga</w:t>
+      </w:r>
+      <w:r>
+        <w:t xml:space="preserve"> (SLU Artdatabanken, 2026; Nitare &amp; Skogsstyrelsen, 2019).</w:t>
+      </w:r>
+    </w:p>
+    <w:p>
+      <w:r>
+        <w:rPr>
+          <w:b/>
+        </w:rPr>
+        <w:t xml:space="preserve">Vedticka </w:t>
+      </w:r>
+      <w:r>
+        <w:t xml:space="preserve">är en bra signalart söder om den naturliga norrlandsgränsen. Den är huvudsakligen knuten till äldre barrskogar där det föreligger långvarig kontinuitet av död barrved. Vedticka är typisk art för </w:t>
+      </w:r>
+      <w:r>
+        <w:rPr>
+          <w:i/>
+        </w:rPr>
+        <w:t xml:space="preserve">9010 Taiga </w:t>
+      </w:r>
+      <w:r>
+        <w:t>(Nitare &amp; Skogsstyrelsen, 2019; SLU Artdatabanken, 2025).</w:t>
       </w:r>
     </w:p>
     <w:p>
@@ -638,7 +859,7 @@
         <w:rPr>
           <w:i/>
         </w:rPr>
-        <w:t>I det avverkningsanmälda skogsområdet har 20 naturvårdsarter varav 16 rödlistade arter sina livsmiljöer och växtplatser.</w:t>
+        <w:t>I det avverkningsanmälda skogsområdet har 19 naturvårdsarter varav 16 rödlistade arter sina livsmiljöer och växtplatser.</w:t>
       </w:r>
     </w:p>
     <w:p>
@@ -850,7 +1071,7 @@
     </w:p>
     <w:p>
       <w:r>
-        <w:t>Lavskrikan är fridlyst enligt 4 § artskyddsförordningen (2007:845) och ingår i förteckningen över prioriterade arter i Skogsstyrelsens föreskrifter och allmänna råd (SKSFS 2011:7) bilaga 4.</w:t>
+        <w:t>Lavskrika är rödlistad som nära hotad (NT), fridlyst enligt 4 § artskyddsförordningen (2007:845) och ingår i förteckningen över prioriterade arter i Skogsstyrelsens föreskrifter och allmänna råd (SKSFS 2011:7) bilaga 4. Lavskrikan är en mycket stationär fågel, som häckar i äldre, slutna och hänglavsrika barrskogar. Nyckelfaktorer är flerskiktad skog med rik undervegetation samt riklig förekomst av hänglavar (SLU Artdatabanken, 2026).</w:t>
       </w:r>
     </w:p>
     <w:p>
@@ -878,7 +1099,16 @@
     </w:p>
     <w:p>
       <w:r>
-        <w:t>Populationen har minskat med 20–40 % de senaste 30 åren, men i Svensk Fågeltaxerings standardrutter varierar antalet kraftigt och ingen minskning kan skönjas de senaste 18 åren. Arten försvinner successivt framför allt vid dess utbredningsgränser (SLU Artdatabanken, 2022).</w:t>
+        <w:t xml:space="preserve">Populationen har minskat med 20 (10–30) % under de senaste 15 åren och minskningstakten bedöms vara nära gränsvärdet för sårbar (VU). Arten försvinner successivt framför allt vid dess utbredningsgränser och populationen har minskat kontinuerligt under 2000-talet. Lavskrika är typisk art för </w:t>
+      </w:r>
+      <w:r>
+        <w:rPr>
+          <w:i/>
+        </w:rPr>
+        <w:t>9010 Taiga</w:t>
+      </w:r>
+      <w:r>
+        <w:t xml:space="preserve"> (SLU Artdatabanken, 2026).</w:t>
       </w:r>
     </w:p>
     <w:p>
@@ -905,7 +1135,7 @@
     </w:p>
     <w:p>
       <w:r>
-        <w:t xml:space="preserve">SLU Artdatabanken, 2021. </w:t>
+        <w:t xml:space="preserve">SLU Artdatabanken, 2026. </w:t>
       </w:r>
       <w:r>
         <w:rPr>
@@ -927,57 +1157,57 @@
     </w:p>
     <w:p>
       <w:r>
-        <w:t>Lunglav (NT) är en av vårt lands främsta signalarter som överallt indikerar gamla lövträd, skogsbestånd med höga naturvärden och ekosystem med lång skoglig kontinuitet. Lokalt kan förekomsten vara mycket riklig men den hittas nästan enbart i gamla och ej slutavverkade skogar. Artens samtliga förekomster bör uppmärksammas från naturvårdssynpunkt, då många lokaler även hyser andra ovanliga och rödlistade arter. Rikliga förekomster bör skyddas med biotopskydd, frivilliga avsättningar eller reservat (SLU Artdatabanken, 2024; Nitare &amp; Skogsstyrelsen, 2019).</w:t>
-      </w:r>
-    </w:p>
-    <w:p>
-      <w:r>
-        <w:t xml:space="preserve">På lunglav kan man sällsynt finna små svarta skivlika bildningar som liknar apothecier men som är en parasitisk svamp, Lunglavsknapp </w:t>
+        <w:t xml:space="preserve">Lunglav (NT) är en av vårt lands främsta signalarter som överallt indikerar gamla lövträd, skogsbestånd med höga naturvärden och ekosystem med lång skoglig kontinuitet. Lokalt kan förekomsten vara mycket riklig men den hittas nästan enbart i gamla och ej slutavverkade skogar. Artens samtliga förekomster bör uppmärksammas från naturvårdssynpunkt, då många lokaler även hyser andra ovanliga och rödlistade arter, däribland de sällsynta lavparasiterna lunglavshårprick (CR), </w:t>
       </w:r>
       <w:r>
         <w:rPr>
           <w:i/>
         </w:rPr>
-        <w:t>Plectocarpon lichenum</w:t>
-      </w:r>
-      <w:r>
-        <w:t xml:space="preserve"> (VU). Det finns ytterligare ett antal parasiter vilka bara förekommer på lunglav: Skrovelmössing </w:t>
+        <w:t>Abrothallus diederichii</w:t>
+      </w:r>
+      <w:r>
+        <w:t xml:space="preserve"> (VU), </w:t>
       </w:r>
       <w:r>
         <w:rPr>
           <w:i/>
         </w:rPr>
-        <w:t>Dactylospora lobariella</w:t>
-      </w:r>
-      <w:r>
-        <w:t xml:space="preserve"> (rödlistad som Kunskapsbrist DD) och Lunglavshårprick </w:t>
+        <w:t>Abrothallus lobariae</w:t>
+      </w:r>
+      <w:r>
+        <w:t xml:space="preserve"> (VU), </w:t>
       </w:r>
       <w:r>
         <w:rPr>
           <w:i/>
         </w:rPr>
-        <w:t>Niesslia lobariae</w:t>
-      </w:r>
-      <w:r>
-        <w:t xml:space="preserve"> (rödlistad som Kunskapsbrist DD). Skrovelmössing (DD) har små svarta apothecier och bruna, 1-septerade sporer och Lunglavshårprick (DD) har brunhåriga perithecier och färglösa, 1-septerade sporer. Nyligen har ytterligare två lavparasiter påträffats i Sverige som växer på lunglav: </w:t>
+        <w:t>Calycina lobariae</w:t>
+      </w:r>
+      <w:r>
+        <w:t xml:space="preserve"> (VU), lunglavsknapp (VU) och skrovelmössing (VU), som växer på lunglav. Rikliga förekomster med lunglav bör skyddas med biotopskydd, frivilliga avsättningar eller reservat (SLU Artdatabanken, 2026; Nitare &amp; Skogsstyrelsen, 2019).</w:t>
+      </w:r>
+    </w:p>
+    <w:p>
+      <w:r>
+        <w:t xml:space="preserve">Lunglav är typisk art för </w:t>
       </w:r>
       <w:r>
         <w:rPr>
           <w:i/>
         </w:rPr>
-        <w:t>Calycina alstrupii</w:t>
-      </w:r>
-      <w:r>
-        <w:t xml:space="preserve"> (NA) och </w:t>
+        <w:t>9010 Taiga, 9020 Nordlig ädellövskog, 9110 Näringsfattig bokskog, 9130 Näringsrik bokskog, 9160 Näringsrik ekskog, 9180 Ädellövskog i branter, 9190 Näringsfattig ekskog, 9070 Trädklädd betesmark, 9040 Fjällbjörkskog</w:t>
+      </w:r>
+      <w:r>
+        <w:t xml:space="preserve"> och</w:t>
       </w:r>
       <w:r>
         <w:rPr>
           <w:i/>
         </w:rPr>
-        <w:t>Chalara lobariae</w:t>
-      </w:r>
-      <w:r>
-        <w:t xml:space="preserve"> (NA) (SLU Artdatabanken, 2025; SLU Artdatabanken, 2024; Nitare &amp; Skogsstyrelsen, 2019).</w:t>
+        <w:t xml:space="preserve"> 6530 Lövängar</w:t>
+      </w:r>
+      <w:r>
+        <w:t xml:space="preserve"> (SLU Artdatabanken, 2026).</w:t>
       </w:r>
     </w:p>
     <w:p>
@@ -1004,7 +1234,7 @@
     </w:p>
     <w:p>
       <w:r>
-        <w:t xml:space="preserve">SLU Artdatabanken, 2024. </w:t>
+        <w:t xml:space="preserve">SLU Artdatabanken, 2026. </w:t>
       </w:r>
       <w:r>
         <w:rPr>
@@ -1014,20 +1244,6 @@
       </w:r>
       <w:r>
         <w:t>SLU Artdatabanken, Uppsala.</w:t>
-      </w:r>
-    </w:p>
-    <w:p>
-      <w:r>
-        <w:t xml:space="preserve">SLU Artdatabanken, 2025. </w:t>
-      </w:r>
-      <w:r>
-        <w:rPr>
-          <w:i/>
-        </w:rPr>
-        <w:t xml:space="preserve">Över 20 nya lavparasiter för Sverige. </w:t>
-      </w:r>
-      <w:r>
-        <w:t>https://www.slu.se/artdatabanken/arter-och-natur/artiklar/over-20-nya-lavparasiter-for-sverige/</w:t>
       </w:r>
     </w:p>
     <w:sectPr>
@@ -1048,7 +1264,7 @@
 </file>
 
 <file path=word/endnotes.xml><?xml version="1.0" encoding="utf-8"?>
-<w:endnotes xmlns:wpc="http://schemas.microsoft.com/office/word/2010/wordprocessingCanvas" xmlns:cx="http://schemas.microsoft.com/office/drawing/2014/chartex" xmlns:cx1="http://schemas.microsoft.com/office/drawing/2015/9/8/chartex" xmlns:cx2="http://schemas.microsoft.com/office/drawing/2015/10/21/chartex" xmlns:cx3="http://schemas.microsoft.com/office/drawing/2016/5/9/chartex" xmlns:cx4="http://schemas.microsoft.com/office/drawing/2016/5/10/chartex" xmlns:cx5="http://schemas.microsoft.com/office/drawing/2016/5/11/chartex" xmlns:cx6="http://schemas.microsoft.com/office/drawing/2016/5/12/chartex" xmlns:cx7="http://schemas.microsoft.com/office/drawing/2016/5/13/chartex" xmlns:cx8="http://schemas.microsoft.com/office/drawing/2016/5/14/chartex" xmlns:mc="http://schemas.openxmlformats.org/markup-compatibility/2006" xmlns:aink="http://schemas.microsoft.com/office/drawing/2016/ink" xmlns:am3d="http://schemas.microsoft.com/office/drawing/2017/model3d" xmlns:o="urn:schemas-microsoft-com:office:office" xmlns:oel="http://schemas.microsoft.com/office/2019/extlst" xmlns:r="http://schemas.openxmlformats.org/officeDocument/2006/relationships" xmlns:m="http://schemas.openxmlformats.org/officeDocument/2006/math" xmlns:v="urn:schemas-microsoft-com:vml" xmlns:wp14="http://schemas.microsoft.com/office/word/2010/wordprocessingDrawing" xmlns:wp="http://schemas.openxmlformats.org/drawingml/2006/wordprocessingDrawing" xmlns:w10="urn:schemas-microsoft-com:office:word" xmlns:w="http://schemas.openxmlformats.org/wordprocessingml/2006/main" xmlns:w14="http://schemas.microsoft.com/office/word/2010/wordml" xmlns:w15="http://schemas.microsoft.com/office/word/2012/wordml" xmlns:w16cex="http://schemas.microsoft.com/office/word/2018/wordml/cex" xmlns:w16cid="http://schemas.microsoft.com/office/word/2016/wordml/cid" xmlns:w16="http://schemas.microsoft.com/office/word/2018/wordml" xmlns:w16sdtdh="http://schemas.microsoft.com/office/word/2020/wordml/sdtdatahash" xmlns:w16se="http://schemas.microsoft.com/office/word/2015/wordml/symex" xmlns:wpg="http://schemas.microsoft.com/office/word/2010/wordprocessingGroup" xmlns:wpi="http://schemas.microsoft.com/office/word/2010/wordprocessingInk" xmlns:wne="http://schemas.microsoft.com/office/word/2006/wordml" xmlns:wps="http://schemas.microsoft.com/office/word/2010/wordprocessingShape" mc:Ignorable="w14 w15 w16se w16cid w16 w16cex w16sdtdh wp14">
+<w:endnotes xmlns:wpc="http://schemas.microsoft.com/office/word/2010/wordprocessingCanvas" xmlns:cx="http://schemas.microsoft.com/office/drawing/2014/chartex" xmlns:cx1="http://schemas.microsoft.com/office/drawing/2015/9/8/chartex" xmlns:cx2="http://schemas.microsoft.com/office/drawing/2015/10/21/chartex" xmlns:cx3="http://schemas.microsoft.com/office/drawing/2016/5/9/chartex" xmlns:cx4="http://schemas.microsoft.com/office/drawing/2016/5/10/chartex" xmlns:cx5="http://schemas.microsoft.com/office/drawing/2016/5/11/chartex" xmlns:cx6="http://schemas.microsoft.com/office/drawing/2016/5/12/chartex" xmlns:cx7="http://schemas.microsoft.com/office/drawing/2016/5/13/chartex" xmlns:cx8="http://schemas.microsoft.com/office/drawing/2016/5/14/chartex" xmlns:mc="http://schemas.openxmlformats.org/markup-compatibility/2006" xmlns:aink="http://schemas.microsoft.com/office/drawing/2016/ink" xmlns:am3d="http://schemas.microsoft.com/office/drawing/2017/model3d" xmlns:o="urn:schemas-microsoft-com:office:office" xmlns:oel="http://schemas.microsoft.com/office/2019/extlst" xmlns:r="http://schemas.openxmlformats.org/officeDocument/2006/relationships" xmlns:m="http://schemas.openxmlformats.org/officeDocument/2006/math" xmlns:v="urn:schemas-microsoft-com:vml" xmlns:wp14="http://schemas.microsoft.com/office/word/2010/wordprocessingDrawing" xmlns:wp="http://schemas.openxmlformats.org/drawingml/2006/wordprocessingDrawing" xmlns:w10="urn:schemas-microsoft-com:office:word" xmlns:w="http://schemas.openxmlformats.org/wordprocessingml/2006/main" xmlns:w14="http://schemas.microsoft.com/office/word/2010/wordml" xmlns:w15="http://schemas.microsoft.com/office/word/2012/wordml" xmlns:w16cex="http://schemas.microsoft.com/office/word/2018/wordml/cex" xmlns:w16cid="http://schemas.microsoft.com/office/word/2016/wordml/cid" xmlns:w16="http://schemas.microsoft.com/office/word/2018/wordml" xmlns:w16du="http://schemas.microsoft.com/office/word/2023/wordml/word16du" xmlns:w16sdtdh="http://schemas.microsoft.com/office/word/2020/wordml/sdtdatahash" xmlns:w16sdtfl="http://schemas.microsoft.com/office/word/2024/wordml/sdtformatlock" xmlns:w16se="http://schemas.microsoft.com/office/word/2015/wordml/symex" xmlns:wpg="http://schemas.microsoft.com/office/word/2010/wordprocessingGroup" xmlns:wpi="http://schemas.microsoft.com/office/word/2010/wordprocessingInk" xmlns:wne="http://schemas.microsoft.com/office/word/2006/wordml" xmlns:wps="http://schemas.microsoft.com/office/word/2010/wordprocessingShape" mc:Ignorable="w14 w15 w16se w16cid w16 w16cex w16sdtdh w16sdtfl w16du wp14">
   <w:endnote w:type="separator" w:id="-1">
     <w:p>
       <w:pPr>
@@ -1073,7 +1289,7 @@
 </file>
 
 <file path=word/footer1.xml><?xml version="1.0" encoding="utf-8"?>
-<w:ftr xmlns:wpc="http://schemas.microsoft.com/office/word/2010/wordprocessingCanvas" xmlns:cx="http://schemas.microsoft.com/office/drawing/2014/chartex" xmlns:cx1="http://schemas.microsoft.com/office/drawing/2015/9/8/chartex" xmlns:cx2="http://schemas.microsoft.com/office/drawing/2015/10/21/chartex" xmlns:cx3="http://schemas.microsoft.com/office/drawing/2016/5/9/chartex" xmlns:cx4="http://schemas.microsoft.com/office/drawing/2016/5/10/chartex" xmlns:cx5="http://schemas.microsoft.com/office/drawing/2016/5/11/chartex" xmlns:cx6="http://schemas.microsoft.com/office/drawing/2016/5/12/chartex" xmlns:cx7="http://schemas.microsoft.com/office/drawing/2016/5/13/chartex" xmlns:cx8="http://schemas.microsoft.com/office/drawing/2016/5/14/chartex" xmlns:mc="http://schemas.openxmlformats.org/markup-compatibility/2006" xmlns:aink="http://schemas.microsoft.com/office/drawing/2016/ink" xmlns:am3d="http://schemas.microsoft.com/office/drawing/2017/model3d" xmlns:o="urn:schemas-microsoft-com:office:office" xmlns:oel="http://schemas.microsoft.com/office/2019/extlst" xmlns:r="http://schemas.openxmlformats.org/officeDocument/2006/relationships" xmlns:m="http://schemas.openxmlformats.org/officeDocument/2006/math" xmlns:v="urn:schemas-microsoft-com:vml" xmlns:wp14="http://schemas.microsoft.com/office/word/2010/wordprocessingDrawing" xmlns:wp="http://schemas.openxmlformats.org/drawingml/2006/wordprocessingDrawing" xmlns:w10="urn:schemas-microsoft-com:office:word" xmlns:w="http://schemas.openxmlformats.org/wordprocessingml/2006/main" xmlns:w14="http://schemas.microsoft.com/office/word/2010/wordml" xmlns:w15="http://schemas.microsoft.com/office/word/2012/wordml" xmlns:w16cex="http://schemas.microsoft.com/office/word/2018/wordml/cex" xmlns:w16cid="http://schemas.microsoft.com/office/word/2016/wordml/cid" xmlns:w16="http://schemas.microsoft.com/office/word/2018/wordml" xmlns:w16sdtdh="http://schemas.microsoft.com/office/word/2020/wordml/sdtdatahash" xmlns:w16se="http://schemas.microsoft.com/office/word/2015/wordml/symex" xmlns:wpg="http://schemas.microsoft.com/office/word/2010/wordprocessingGroup" xmlns:wpi="http://schemas.microsoft.com/office/word/2010/wordprocessingInk" xmlns:wne="http://schemas.microsoft.com/office/word/2006/wordml" xmlns:wps="http://schemas.microsoft.com/office/word/2010/wordprocessingShape" mc:Ignorable="w14 w15 w16se w16cid w16 w16cex w16sdtdh wp14">
+<w:ftr xmlns:wpc="http://schemas.microsoft.com/office/word/2010/wordprocessingCanvas" xmlns:cx="http://schemas.microsoft.com/office/drawing/2014/chartex" xmlns:cx1="http://schemas.microsoft.com/office/drawing/2015/9/8/chartex" xmlns:cx2="http://schemas.microsoft.com/office/drawing/2015/10/21/chartex" xmlns:cx3="http://schemas.microsoft.com/office/drawing/2016/5/9/chartex" xmlns:cx4="http://schemas.microsoft.com/office/drawing/2016/5/10/chartex" xmlns:cx5="http://schemas.microsoft.com/office/drawing/2016/5/11/chartex" xmlns:cx6="http://schemas.microsoft.com/office/drawing/2016/5/12/chartex" xmlns:cx7="http://schemas.microsoft.com/office/drawing/2016/5/13/chartex" xmlns:cx8="http://schemas.microsoft.com/office/drawing/2016/5/14/chartex" xmlns:mc="http://schemas.openxmlformats.org/markup-compatibility/2006" xmlns:aink="http://schemas.microsoft.com/office/drawing/2016/ink" xmlns:am3d="http://schemas.microsoft.com/office/drawing/2017/model3d" xmlns:o="urn:schemas-microsoft-com:office:office" xmlns:oel="http://schemas.microsoft.com/office/2019/extlst" xmlns:r="http://schemas.openxmlformats.org/officeDocument/2006/relationships" xmlns:m="http://schemas.openxmlformats.org/officeDocument/2006/math" xmlns:v="urn:schemas-microsoft-com:vml" xmlns:wp14="http://schemas.microsoft.com/office/word/2010/wordprocessingDrawing" xmlns:wp="http://schemas.openxmlformats.org/drawingml/2006/wordprocessingDrawing" xmlns:w10="urn:schemas-microsoft-com:office:word" xmlns:w="http://schemas.openxmlformats.org/wordprocessingml/2006/main" xmlns:w14="http://schemas.microsoft.com/office/word/2010/wordml" xmlns:w15="http://schemas.microsoft.com/office/word/2012/wordml" xmlns:w16cex="http://schemas.microsoft.com/office/word/2018/wordml/cex" xmlns:w16cid="http://schemas.microsoft.com/office/word/2016/wordml/cid" xmlns:w16="http://schemas.microsoft.com/office/word/2018/wordml" xmlns:w16du="http://schemas.microsoft.com/office/word/2023/wordml/word16du" xmlns:w16sdtdh="http://schemas.microsoft.com/office/word/2020/wordml/sdtdatahash" xmlns:w16sdtfl="http://schemas.microsoft.com/office/word/2024/wordml/sdtformatlock" xmlns:w16se="http://schemas.microsoft.com/office/word/2015/wordml/symex" xmlns:wpg="http://schemas.microsoft.com/office/word/2010/wordprocessingGroup" xmlns:wpi="http://schemas.microsoft.com/office/word/2010/wordprocessingInk" xmlns:wne="http://schemas.microsoft.com/office/word/2006/wordml" xmlns:wps="http://schemas.microsoft.com/office/word/2010/wordprocessingShape" mc:Ignorable="w14 w15 w16se w16cid w16 w16cex w16sdtdh w16sdtfl w16du wp14">
   <w:p>
     <w:pPr>
       <w:pStyle w:val="Footer"/>
@@ -1083,7 +1299,7 @@
 </file>
 
 <file path=word/footer2.xml><?xml version="1.0" encoding="utf-8"?>
-<w:ftr xmlns:wpc="http://schemas.microsoft.com/office/word/2010/wordprocessingCanvas" xmlns:cx="http://schemas.microsoft.com/office/drawing/2014/chartex" xmlns:cx1="http://schemas.microsoft.com/office/drawing/2015/9/8/chartex" xmlns:cx2="http://schemas.microsoft.com/office/drawing/2015/10/21/chartex" xmlns:cx3="http://schemas.microsoft.com/office/drawing/2016/5/9/chartex" xmlns:cx4="http://schemas.microsoft.com/office/drawing/2016/5/10/chartex" xmlns:cx5="http://schemas.microsoft.com/office/drawing/2016/5/11/chartex" xmlns:cx6="http://schemas.microsoft.com/office/drawing/2016/5/12/chartex" xmlns:cx7="http://schemas.microsoft.com/office/drawing/2016/5/13/chartex" xmlns:cx8="http://schemas.microsoft.com/office/drawing/2016/5/14/chartex" xmlns:mc="http://schemas.openxmlformats.org/markup-compatibility/2006" xmlns:aink="http://schemas.microsoft.com/office/drawing/2016/ink" xmlns:am3d="http://schemas.microsoft.com/office/drawing/2017/model3d" xmlns:o="urn:schemas-microsoft-com:office:office" xmlns:oel="http://schemas.microsoft.com/office/2019/extlst" xmlns:r="http://schemas.openxmlformats.org/officeDocument/2006/relationships" xmlns:m="http://schemas.openxmlformats.org/officeDocument/2006/math" xmlns:v="urn:schemas-microsoft-com:vml" xmlns:wp14="http://schemas.microsoft.com/office/word/2010/wordprocessingDrawing" xmlns:wp="http://schemas.openxmlformats.org/drawingml/2006/wordprocessingDrawing" xmlns:w10="urn:schemas-microsoft-com:office:word" xmlns:w="http://schemas.openxmlformats.org/wordprocessingml/2006/main" xmlns:w14="http://schemas.microsoft.com/office/word/2010/wordml" xmlns:w15="http://schemas.microsoft.com/office/word/2012/wordml" xmlns:w16cex="http://schemas.microsoft.com/office/word/2018/wordml/cex" xmlns:w16cid="http://schemas.microsoft.com/office/word/2016/wordml/cid" xmlns:w16="http://schemas.microsoft.com/office/word/2018/wordml" xmlns:w16sdtdh="http://schemas.microsoft.com/office/word/2020/wordml/sdtdatahash" xmlns:w16se="http://schemas.microsoft.com/office/word/2015/wordml/symex" xmlns:wpg="http://schemas.microsoft.com/office/word/2010/wordprocessingGroup" xmlns:wpi="http://schemas.microsoft.com/office/word/2010/wordprocessingInk" xmlns:wne="http://schemas.microsoft.com/office/word/2006/wordml" xmlns:wps="http://schemas.microsoft.com/office/word/2010/wordprocessingShape" mc:Ignorable="w14 w15 w16se w16cid w16 w16cex w16sdtdh wp14">
+<w:ftr xmlns:wpc="http://schemas.microsoft.com/office/word/2010/wordprocessingCanvas" xmlns:cx="http://schemas.microsoft.com/office/drawing/2014/chartex" xmlns:cx1="http://schemas.microsoft.com/office/drawing/2015/9/8/chartex" xmlns:cx2="http://schemas.microsoft.com/office/drawing/2015/10/21/chartex" xmlns:cx3="http://schemas.microsoft.com/office/drawing/2016/5/9/chartex" xmlns:cx4="http://schemas.microsoft.com/office/drawing/2016/5/10/chartex" xmlns:cx5="http://schemas.microsoft.com/office/drawing/2016/5/11/chartex" xmlns:cx6="http://schemas.microsoft.com/office/drawing/2016/5/12/chartex" xmlns:cx7="http://schemas.microsoft.com/office/drawing/2016/5/13/chartex" xmlns:cx8="http://schemas.microsoft.com/office/drawing/2016/5/14/chartex" xmlns:mc="http://schemas.openxmlformats.org/markup-compatibility/2006" xmlns:aink="http://schemas.microsoft.com/office/drawing/2016/ink" xmlns:am3d="http://schemas.microsoft.com/office/drawing/2017/model3d" xmlns:o="urn:schemas-microsoft-com:office:office" xmlns:oel="http://schemas.microsoft.com/office/2019/extlst" xmlns:r="http://schemas.openxmlformats.org/officeDocument/2006/relationships" xmlns:m="http://schemas.openxmlformats.org/officeDocument/2006/math" xmlns:v="urn:schemas-microsoft-com:vml" xmlns:wp14="http://schemas.microsoft.com/office/word/2010/wordprocessingDrawing" xmlns:wp="http://schemas.openxmlformats.org/drawingml/2006/wordprocessingDrawing" xmlns:w10="urn:schemas-microsoft-com:office:word" xmlns:w="http://schemas.openxmlformats.org/wordprocessingml/2006/main" xmlns:w14="http://schemas.microsoft.com/office/word/2010/wordml" xmlns:w15="http://schemas.microsoft.com/office/word/2012/wordml" xmlns:w16cex="http://schemas.microsoft.com/office/word/2018/wordml/cex" xmlns:w16cid="http://schemas.microsoft.com/office/word/2016/wordml/cid" xmlns:w16="http://schemas.microsoft.com/office/word/2018/wordml" xmlns:w16du="http://schemas.microsoft.com/office/word/2023/wordml/word16du" xmlns:w16sdtdh="http://schemas.microsoft.com/office/word/2020/wordml/sdtdatahash" xmlns:w16sdtfl="http://schemas.microsoft.com/office/word/2024/wordml/sdtformatlock" xmlns:w16se="http://schemas.microsoft.com/office/word/2015/wordml/symex" xmlns:wpg="http://schemas.microsoft.com/office/word/2010/wordprocessingGroup" xmlns:wpi="http://schemas.microsoft.com/office/word/2010/wordprocessingInk" xmlns:wne="http://schemas.microsoft.com/office/word/2006/wordml" xmlns:wps="http://schemas.microsoft.com/office/word/2010/wordprocessingShape" mc:Ignorable="w14 w15 w16se w16cid w16 w16cex w16sdtdh w16sdtfl w16du wp14">
   <w:p>
     <w:pPr>
       <w:pStyle w:val="Footer"/>
@@ -1093,7 +1309,7 @@
 </file>
 
 <file path=word/footer3.xml><?xml version="1.0" encoding="utf-8"?>
-<w:ftr xmlns:wpc="http://schemas.microsoft.com/office/word/2010/wordprocessingCanvas" xmlns:cx="http://schemas.microsoft.com/office/drawing/2014/chartex" xmlns:cx1="http://schemas.microsoft.com/office/drawing/2015/9/8/chartex" xmlns:cx2="http://schemas.microsoft.com/office/drawing/2015/10/21/chartex" xmlns:cx3="http://schemas.microsoft.com/office/drawing/2016/5/9/chartex" xmlns:cx4="http://schemas.microsoft.com/office/drawing/2016/5/10/chartex" xmlns:cx5="http://schemas.microsoft.com/office/drawing/2016/5/11/chartex" xmlns:cx6="http://schemas.microsoft.com/office/drawing/2016/5/12/chartex" xmlns:cx7="http://schemas.microsoft.com/office/drawing/2016/5/13/chartex" xmlns:cx8="http://schemas.microsoft.com/office/drawing/2016/5/14/chartex" xmlns:mc="http://schemas.openxmlformats.org/markup-compatibility/2006" xmlns:aink="http://schemas.microsoft.com/office/drawing/2016/ink" xmlns:am3d="http://schemas.microsoft.com/office/drawing/2017/model3d" xmlns:o="urn:schemas-microsoft-com:office:office" xmlns:oel="http://schemas.microsoft.com/office/2019/extlst" xmlns:r="http://schemas.openxmlformats.org/officeDocument/2006/relationships" xmlns:m="http://schemas.openxmlformats.org/officeDocument/2006/math" xmlns:v="urn:schemas-microsoft-com:vml" xmlns:wp14="http://schemas.microsoft.com/office/word/2010/wordprocessingDrawing" xmlns:wp="http://schemas.openxmlformats.org/drawingml/2006/wordprocessingDrawing" xmlns:w10="urn:schemas-microsoft-com:office:word" xmlns:w="http://schemas.openxmlformats.org/wordprocessingml/2006/main" xmlns:w14="http://schemas.microsoft.com/office/word/2010/wordml" xmlns:w15="http://schemas.microsoft.com/office/word/2012/wordml" xmlns:w16cex="http://schemas.microsoft.com/office/word/2018/wordml/cex" xmlns:w16cid="http://schemas.microsoft.com/office/word/2016/wordml/cid" xmlns:w16="http://schemas.microsoft.com/office/word/2018/wordml" xmlns:w16sdtdh="http://schemas.microsoft.com/office/word/2020/wordml/sdtdatahash" xmlns:w16se="http://schemas.microsoft.com/office/word/2015/wordml/symex" xmlns:wpg="http://schemas.microsoft.com/office/word/2010/wordprocessingGroup" xmlns:wpi="http://schemas.microsoft.com/office/word/2010/wordprocessingInk" xmlns:wne="http://schemas.microsoft.com/office/word/2006/wordml" xmlns:wps="http://schemas.microsoft.com/office/word/2010/wordprocessingShape" mc:Ignorable="w14 w15 w16se w16cid w16 w16cex w16sdtdh wp14">
+<w:ftr xmlns:wpc="http://schemas.microsoft.com/office/word/2010/wordprocessingCanvas" xmlns:cx="http://schemas.microsoft.com/office/drawing/2014/chartex" xmlns:cx1="http://schemas.microsoft.com/office/drawing/2015/9/8/chartex" xmlns:cx2="http://schemas.microsoft.com/office/drawing/2015/10/21/chartex" xmlns:cx3="http://schemas.microsoft.com/office/drawing/2016/5/9/chartex" xmlns:cx4="http://schemas.microsoft.com/office/drawing/2016/5/10/chartex" xmlns:cx5="http://schemas.microsoft.com/office/drawing/2016/5/11/chartex" xmlns:cx6="http://schemas.microsoft.com/office/drawing/2016/5/12/chartex" xmlns:cx7="http://schemas.microsoft.com/office/drawing/2016/5/13/chartex" xmlns:cx8="http://schemas.microsoft.com/office/drawing/2016/5/14/chartex" xmlns:mc="http://schemas.openxmlformats.org/markup-compatibility/2006" xmlns:aink="http://schemas.microsoft.com/office/drawing/2016/ink" xmlns:am3d="http://schemas.microsoft.com/office/drawing/2017/model3d" xmlns:o="urn:schemas-microsoft-com:office:office" xmlns:oel="http://schemas.microsoft.com/office/2019/extlst" xmlns:r="http://schemas.openxmlformats.org/officeDocument/2006/relationships" xmlns:m="http://schemas.openxmlformats.org/officeDocument/2006/math" xmlns:v="urn:schemas-microsoft-com:vml" xmlns:wp14="http://schemas.microsoft.com/office/word/2010/wordprocessingDrawing" xmlns:wp="http://schemas.openxmlformats.org/drawingml/2006/wordprocessingDrawing" xmlns:w10="urn:schemas-microsoft-com:office:word" xmlns:w="http://schemas.openxmlformats.org/wordprocessingml/2006/main" xmlns:w14="http://schemas.microsoft.com/office/word/2010/wordml" xmlns:w15="http://schemas.microsoft.com/office/word/2012/wordml" xmlns:w16cex="http://schemas.microsoft.com/office/word/2018/wordml/cex" xmlns:w16cid="http://schemas.microsoft.com/office/word/2016/wordml/cid" xmlns:w16="http://schemas.microsoft.com/office/word/2018/wordml" xmlns:w16du="http://schemas.microsoft.com/office/word/2023/wordml/word16du" xmlns:w16sdtdh="http://schemas.microsoft.com/office/word/2020/wordml/sdtdatahash" xmlns:w16sdtfl="http://schemas.microsoft.com/office/word/2024/wordml/sdtformatlock" xmlns:w16se="http://schemas.microsoft.com/office/word/2015/wordml/symex" xmlns:wpg="http://schemas.microsoft.com/office/word/2010/wordprocessingGroup" xmlns:wpi="http://schemas.microsoft.com/office/word/2010/wordprocessingInk" xmlns:wne="http://schemas.microsoft.com/office/word/2006/wordml" xmlns:wps="http://schemas.microsoft.com/office/word/2010/wordprocessingShape" mc:Ignorable="w14 w15 w16se w16cid w16 w16cex w16sdtdh w16sdtfl w16du wp14">
   <w:p>
     <w:pPr>
       <w:pStyle w:val="Footer"/>
@@ -1103,7 +1319,7 @@
 </file>
 
 <file path=word/footnotes.xml><?xml version="1.0" encoding="utf-8"?>
-<w:footnotes xmlns:wpc="http://schemas.microsoft.com/office/word/2010/wordprocessingCanvas" xmlns:cx="http://schemas.microsoft.com/office/drawing/2014/chartex" xmlns:cx1="http://schemas.microsoft.com/office/drawing/2015/9/8/chartex" xmlns:cx2="http://schemas.microsoft.com/office/drawing/2015/10/21/chartex" xmlns:cx3="http://schemas.microsoft.com/office/drawing/2016/5/9/chartex" xmlns:cx4="http://schemas.microsoft.com/office/drawing/2016/5/10/chartex" xmlns:cx5="http://schemas.microsoft.com/office/drawing/2016/5/11/chartex" xmlns:cx6="http://schemas.microsoft.com/office/drawing/2016/5/12/chartex" xmlns:cx7="http://schemas.microsoft.com/office/drawing/2016/5/13/chartex" xmlns:cx8="http://schemas.microsoft.com/office/drawing/2016/5/14/chartex" xmlns:mc="http://schemas.openxmlformats.org/markup-compatibility/2006" xmlns:aink="http://schemas.microsoft.com/office/drawing/2016/ink" xmlns:am3d="http://schemas.microsoft.com/office/drawing/2017/model3d" xmlns:o="urn:schemas-microsoft-com:office:office" xmlns:oel="http://schemas.microsoft.com/office/2019/extlst" xmlns:r="http://schemas.openxmlformats.org/officeDocument/2006/relationships" xmlns:m="http://schemas.openxmlformats.org/officeDocument/2006/math" xmlns:v="urn:schemas-microsoft-com:vml" xmlns:wp14="http://schemas.microsoft.com/office/word/2010/wordprocessingDrawing" xmlns:wp="http://schemas.openxmlformats.org/drawingml/2006/wordprocessingDrawing" xmlns:w10="urn:schemas-microsoft-com:office:word" xmlns:w="http://schemas.openxmlformats.org/wordprocessingml/2006/main" xmlns:w14="http://schemas.microsoft.com/office/word/2010/wordml" xmlns:w15="http://schemas.microsoft.com/office/word/2012/wordml" xmlns:w16cex="http://schemas.microsoft.com/office/word/2018/wordml/cex" xmlns:w16cid="http://schemas.microsoft.com/office/word/2016/wordml/cid" xmlns:w16="http://schemas.microsoft.com/office/word/2018/wordml" xmlns:w16sdtdh="http://schemas.microsoft.com/office/word/2020/wordml/sdtdatahash" xmlns:w16se="http://schemas.microsoft.com/office/word/2015/wordml/symex" xmlns:wpg="http://schemas.microsoft.com/office/word/2010/wordprocessingGroup" xmlns:wpi="http://schemas.microsoft.com/office/word/2010/wordprocessingInk" xmlns:wne="http://schemas.microsoft.com/office/word/2006/wordml" xmlns:wps="http://schemas.microsoft.com/office/word/2010/wordprocessingShape" mc:Ignorable="w14 w15 w16se w16cid w16 w16cex w16sdtdh wp14">
+<w:footnotes xmlns:wpc="http://schemas.microsoft.com/office/word/2010/wordprocessingCanvas" xmlns:cx="http://schemas.microsoft.com/office/drawing/2014/chartex" xmlns:cx1="http://schemas.microsoft.com/office/drawing/2015/9/8/chartex" xmlns:cx2="http://schemas.microsoft.com/office/drawing/2015/10/21/chartex" xmlns:cx3="http://schemas.microsoft.com/office/drawing/2016/5/9/chartex" xmlns:cx4="http://schemas.microsoft.com/office/drawing/2016/5/10/chartex" xmlns:cx5="http://schemas.microsoft.com/office/drawing/2016/5/11/chartex" xmlns:cx6="http://schemas.microsoft.com/office/drawing/2016/5/12/chartex" xmlns:cx7="http://schemas.microsoft.com/office/drawing/2016/5/13/chartex" xmlns:cx8="http://schemas.microsoft.com/office/drawing/2016/5/14/chartex" xmlns:mc="http://schemas.openxmlformats.org/markup-compatibility/2006" xmlns:aink="http://schemas.microsoft.com/office/drawing/2016/ink" xmlns:am3d="http://schemas.microsoft.com/office/drawing/2017/model3d" xmlns:o="urn:schemas-microsoft-com:office:office" xmlns:oel="http://schemas.microsoft.com/office/2019/extlst" xmlns:r="http://schemas.openxmlformats.org/officeDocument/2006/relationships" xmlns:m="http://schemas.openxmlformats.org/officeDocument/2006/math" xmlns:v="urn:schemas-microsoft-com:vml" xmlns:wp14="http://schemas.microsoft.com/office/word/2010/wordprocessingDrawing" xmlns:wp="http://schemas.openxmlformats.org/drawingml/2006/wordprocessingDrawing" xmlns:w10="urn:schemas-microsoft-com:office:word" xmlns:w="http://schemas.openxmlformats.org/wordprocessingml/2006/main" xmlns:w14="http://schemas.microsoft.com/office/word/2010/wordml" xmlns:w15="http://schemas.microsoft.com/office/word/2012/wordml" xmlns:w16cex="http://schemas.microsoft.com/office/word/2018/wordml/cex" xmlns:w16cid="http://schemas.microsoft.com/office/word/2016/wordml/cid" xmlns:w16="http://schemas.microsoft.com/office/word/2018/wordml" xmlns:w16du="http://schemas.microsoft.com/office/word/2023/wordml/word16du" xmlns:w16sdtdh="http://schemas.microsoft.com/office/word/2020/wordml/sdtdatahash" xmlns:w16sdtfl="http://schemas.microsoft.com/office/word/2024/wordml/sdtformatlock" xmlns:w16se="http://schemas.microsoft.com/office/word/2015/wordml/symex" xmlns:wpg="http://schemas.microsoft.com/office/word/2010/wordprocessingGroup" xmlns:wpi="http://schemas.microsoft.com/office/word/2010/wordprocessingInk" xmlns:wne="http://schemas.microsoft.com/office/word/2006/wordml" xmlns:wps="http://schemas.microsoft.com/office/word/2010/wordprocessingShape" mc:Ignorable="w14 w15 w16se w16cid w16 w16cex w16sdtdh w16sdtfl w16du wp14">
   <w:footnote w:type="separator" w:id="-1">
     <w:p>
       <w:pPr>
@@ -1128,7 +1344,7 @@
 </file>
 
 <file path=word/header1.xml><?xml version="1.0" encoding="utf-8"?>
-<w:hdr xmlns:wpc="http://schemas.microsoft.com/office/word/2010/wordprocessingCanvas" xmlns:cx="http://schemas.microsoft.com/office/drawing/2014/chartex" xmlns:cx1="http://schemas.microsoft.com/office/drawing/2015/9/8/chartex" xmlns:cx2="http://schemas.microsoft.com/office/drawing/2015/10/21/chartex" xmlns:cx3="http://schemas.microsoft.com/office/drawing/2016/5/9/chartex" xmlns:cx4="http://schemas.microsoft.com/office/drawing/2016/5/10/chartex" xmlns:cx5="http://schemas.microsoft.com/office/drawing/2016/5/11/chartex" xmlns:cx6="http://schemas.microsoft.com/office/drawing/2016/5/12/chartex" xmlns:cx7="http://schemas.microsoft.com/office/drawing/2016/5/13/chartex" xmlns:cx8="http://schemas.microsoft.com/office/drawing/2016/5/14/chartex" xmlns:mc="http://schemas.openxmlformats.org/markup-compatibility/2006" xmlns:aink="http://schemas.microsoft.com/office/drawing/2016/ink" xmlns:am3d="http://schemas.microsoft.com/office/drawing/2017/model3d" xmlns:o="urn:schemas-microsoft-com:office:office" xmlns:oel="http://schemas.microsoft.com/office/2019/extlst" xmlns:r="http://schemas.openxmlformats.org/officeDocument/2006/relationships" xmlns:m="http://schemas.openxmlformats.org/officeDocument/2006/math" xmlns:v="urn:schemas-microsoft-com:vml" xmlns:wp14="http://schemas.microsoft.com/office/word/2010/wordprocessingDrawing" xmlns:wp="http://schemas.openxmlformats.org/drawingml/2006/wordprocessingDrawing" xmlns:w10="urn:schemas-microsoft-com:office:word" xmlns:w="http://schemas.openxmlformats.org/wordprocessingml/2006/main" xmlns:w14="http://schemas.microsoft.com/office/word/2010/wordml" xmlns:w15="http://schemas.microsoft.com/office/word/2012/wordml" xmlns:w16cex="http://schemas.microsoft.com/office/word/2018/wordml/cex" xmlns:w16cid="http://schemas.microsoft.com/office/word/2016/wordml/cid" xmlns:w16="http://schemas.microsoft.com/office/word/2018/wordml" xmlns:w16sdtdh="http://schemas.microsoft.com/office/word/2020/wordml/sdtdatahash" xmlns:w16se="http://schemas.microsoft.com/office/word/2015/wordml/symex" xmlns:wpg="http://schemas.microsoft.com/office/word/2010/wordprocessingGroup" xmlns:wpi="http://schemas.microsoft.com/office/word/2010/wordprocessingInk" xmlns:wne="http://schemas.microsoft.com/office/word/2006/wordml" xmlns:wps="http://schemas.microsoft.com/office/word/2010/wordprocessingShape" mc:Ignorable="w14 w15 w16se w16cid w16 w16cex w16sdtdh wp14">
+<w:hdr xmlns:wpc="http://schemas.microsoft.com/office/word/2010/wordprocessingCanvas" xmlns:cx="http://schemas.microsoft.com/office/drawing/2014/chartex" xmlns:cx1="http://schemas.microsoft.com/office/drawing/2015/9/8/chartex" xmlns:cx2="http://schemas.microsoft.com/office/drawing/2015/10/21/chartex" xmlns:cx3="http://schemas.microsoft.com/office/drawing/2016/5/9/chartex" xmlns:cx4="http://schemas.microsoft.com/office/drawing/2016/5/10/chartex" xmlns:cx5="http://schemas.microsoft.com/office/drawing/2016/5/11/chartex" xmlns:cx6="http://schemas.microsoft.com/office/drawing/2016/5/12/chartex" xmlns:cx7="http://schemas.microsoft.com/office/drawing/2016/5/13/chartex" xmlns:cx8="http://schemas.microsoft.com/office/drawing/2016/5/14/chartex" xmlns:mc="http://schemas.openxmlformats.org/markup-compatibility/2006" xmlns:aink="http://schemas.microsoft.com/office/drawing/2016/ink" xmlns:am3d="http://schemas.microsoft.com/office/drawing/2017/model3d" xmlns:o="urn:schemas-microsoft-com:office:office" xmlns:oel="http://schemas.microsoft.com/office/2019/extlst" xmlns:r="http://schemas.openxmlformats.org/officeDocument/2006/relationships" xmlns:m="http://schemas.openxmlformats.org/officeDocument/2006/math" xmlns:v="urn:schemas-microsoft-com:vml" xmlns:wp14="http://schemas.microsoft.com/office/word/2010/wordprocessingDrawing" xmlns:wp="http://schemas.openxmlformats.org/drawingml/2006/wordprocessingDrawing" xmlns:w10="urn:schemas-microsoft-com:office:word" xmlns:w="http://schemas.openxmlformats.org/wordprocessingml/2006/main" xmlns:w14="http://schemas.microsoft.com/office/word/2010/wordml" xmlns:w15="http://schemas.microsoft.com/office/word/2012/wordml" xmlns:w16cex="http://schemas.microsoft.com/office/word/2018/wordml/cex" xmlns:w16cid="http://schemas.microsoft.com/office/word/2016/wordml/cid" xmlns:w16="http://schemas.microsoft.com/office/word/2018/wordml" xmlns:w16du="http://schemas.microsoft.com/office/word/2023/wordml/word16du" xmlns:w16sdtdh="http://schemas.microsoft.com/office/word/2020/wordml/sdtdatahash" xmlns:w16sdtfl="http://schemas.microsoft.com/office/word/2024/wordml/sdtformatlock" xmlns:w16se="http://schemas.microsoft.com/office/word/2015/wordml/symex" xmlns:wpg="http://schemas.microsoft.com/office/word/2010/wordprocessingGroup" xmlns:wpi="http://schemas.microsoft.com/office/word/2010/wordprocessingInk" xmlns:wne="http://schemas.microsoft.com/office/word/2006/wordml" xmlns:wps="http://schemas.microsoft.com/office/word/2010/wordprocessingShape" mc:Ignorable="w14 w15 w16se w16cid w16 w16cex w16sdtdh w16sdtfl w16du wp14">
   <w:p>
     <w:pPr>
       <w:pStyle w:val="Header"/>
@@ -1138,7 +1354,7 @@
 </file>
 
 <file path=word/header2.xml><?xml version="1.0" encoding="utf-8"?>
-<w:hdr xmlns:wpc="http://schemas.microsoft.com/office/word/2010/wordprocessingCanvas" xmlns:cx="http://schemas.microsoft.com/office/drawing/2014/chartex" xmlns:cx1="http://schemas.microsoft.com/office/drawing/2015/9/8/chartex" xmlns:cx2="http://schemas.microsoft.com/office/drawing/2015/10/21/chartex" xmlns:cx3="http://schemas.microsoft.com/office/drawing/2016/5/9/chartex" xmlns:cx4="http://schemas.microsoft.com/office/drawing/2016/5/10/chartex" xmlns:cx5="http://schemas.microsoft.com/office/drawing/2016/5/11/chartex" xmlns:cx6="http://schemas.microsoft.com/office/drawing/2016/5/12/chartex" xmlns:cx7="http://schemas.microsoft.com/office/drawing/2016/5/13/chartex" xmlns:cx8="http://schemas.microsoft.com/office/drawing/2016/5/14/chartex" xmlns:mc="http://schemas.openxmlformats.org/markup-compatibility/2006" xmlns:aink="http://schemas.microsoft.com/office/drawing/2016/ink" xmlns:am3d="http://schemas.microsoft.com/office/drawing/2017/model3d" xmlns:o="urn:schemas-microsoft-com:office:office" xmlns:oel="http://schemas.microsoft.com/office/2019/extlst" xmlns:r="http://schemas.openxmlformats.org/officeDocument/2006/relationships" xmlns:m="http://schemas.openxmlformats.org/officeDocument/2006/math" xmlns:v="urn:schemas-microsoft-com:vml" xmlns:wp14="http://schemas.microsoft.com/office/word/2010/wordprocessingDrawing" xmlns:wp="http://schemas.openxmlformats.org/drawingml/2006/wordprocessingDrawing" xmlns:w10="urn:schemas-microsoft-com:office:word" xmlns:w="http://schemas.openxmlformats.org/wordprocessingml/2006/main" xmlns:w14="http://schemas.microsoft.com/office/word/2010/wordml" xmlns:w15="http://schemas.microsoft.com/office/word/2012/wordml" xmlns:w16cex="http://schemas.microsoft.com/office/word/2018/wordml/cex" xmlns:w16cid="http://schemas.microsoft.com/office/word/2016/wordml/cid" xmlns:w16="http://schemas.microsoft.com/office/word/2018/wordml" xmlns:w16sdtdh="http://schemas.microsoft.com/office/word/2020/wordml/sdtdatahash" xmlns:w16se="http://schemas.microsoft.com/office/word/2015/wordml/symex" xmlns:wpg="http://schemas.microsoft.com/office/word/2010/wordprocessingGroup" xmlns:wpi="http://schemas.microsoft.com/office/word/2010/wordprocessingInk" xmlns:wne="http://schemas.microsoft.com/office/word/2006/wordml" xmlns:wps="http://schemas.microsoft.com/office/word/2010/wordprocessingShape" mc:Ignorable="w14 w15 w16se w16cid w16 w16cex w16sdtdh wp14">
+<w:hdr xmlns:wpc="http://schemas.microsoft.com/office/word/2010/wordprocessingCanvas" xmlns:cx="http://schemas.microsoft.com/office/drawing/2014/chartex" xmlns:cx1="http://schemas.microsoft.com/office/drawing/2015/9/8/chartex" xmlns:cx2="http://schemas.microsoft.com/office/drawing/2015/10/21/chartex" xmlns:cx3="http://schemas.microsoft.com/office/drawing/2016/5/9/chartex" xmlns:cx4="http://schemas.microsoft.com/office/drawing/2016/5/10/chartex" xmlns:cx5="http://schemas.microsoft.com/office/drawing/2016/5/11/chartex" xmlns:cx6="http://schemas.microsoft.com/office/drawing/2016/5/12/chartex" xmlns:cx7="http://schemas.microsoft.com/office/drawing/2016/5/13/chartex" xmlns:cx8="http://schemas.microsoft.com/office/drawing/2016/5/14/chartex" xmlns:mc="http://schemas.openxmlformats.org/markup-compatibility/2006" xmlns:aink="http://schemas.microsoft.com/office/drawing/2016/ink" xmlns:am3d="http://schemas.microsoft.com/office/drawing/2017/model3d" xmlns:o="urn:schemas-microsoft-com:office:office" xmlns:oel="http://schemas.microsoft.com/office/2019/extlst" xmlns:r="http://schemas.openxmlformats.org/officeDocument/2006/relationships" xmlns:m="http://schemas.openxmlformats.org/officeDocument/2006/math" xmlns:v="urn:schemas-microsoft-com:vml" xmlns:wp14="http://schemas.microsoft.com/office/word/2010/wordprocessingDrawing" xmlns:wp="http://schemas.openxmlformats.org/drawingml/2006/wordprocessingDrawing" xmlns:w10="urn:schemas-microsoft-com:office:word" xmlns:w="http://schemas.openxmlformats.org/wordprocessingml/2006/main" xmlns:w14="http://schemas.microsoft.com/office/word/2010/wordml" xmlns:w15="http://schemas.microsoft.com/office/word/2012/wordml" xmlns:w16cex="http://schemas.microsoft.com/office/word/2018/wordml/cex" xmlns:w16cid="http://schemas.microsoft.com/office/word/2016/wordml/cid" xmlns:w16="http://schemas.microsoft.com/office/word/2018/wordml" xmlns:w16du="http://schemas.microsoft.com/office/word/2023/wordml/word16du" xmlns:w16sdtdh="http://schemas.microsoft.com/office/word/2020/wordml/sdtdatahash" xmlns:w16sdtfl="http://schemas.microsoft.com/office/word/2024/wordml/sdtformatlock" xmlns:w16se="http://schemas.microsoft.com/office/word/2015/wordml/symex" xmlns:wpg="http://schemas.microsoft.com/office/word/2010/wordprocessingGroup" xmlns:wpi="http://schemas.microsoft.com/office/word/2010/wordprocessingInk" xmlns:wne="http://schemas.microsoft.com/office/word/2006/wordml" xmlns:wps="http://schemas.microsoft.com/office/word/2010/wordprocessingShape" mc:Ignorable="w14 w15 w16se w16cid w16 w16cex w16sdtdh w16sdtfl w16du wp14">
   <w:p>
     <w:pPr>
       <w:pStyle w:val="Header"/>
@@ -1149,7 +1365,7 @@
 </file>
 
 <file path=word/header3.xml><?xml version="1.0" encoding="utf-8"?>
-<w:hdr xmlns:wpc="http://schemas.microsoft.com/office/word/2010/wordprocessingCanvas" xmlns:cx="http://schemas.microsoft.com/office/drawing/2014/chartex" xmlns:cx1="http://schemas.microsoft.com/office/drawing/2015/9/8/chartex" xmlns:cx2="http://schemas.microsoft.com/office/drawing/2015/10/21/chartex" xmlns:cx3="http://schemas.microsoft.com/office/drawing/2016/5/9/chartex" xmlns:cx4="http://schemas.microsoft.com/office/drawing/2016/5/10/chartex" xmlns:cx5="http://schemas.microsoft.com/office/drawing/2016/5/11/chartex" xmlns:cx6="http://schemas.microsoft.com/office/drawing/2016/5/12/chartex" xmlns:cx7="http://schemas.microsoft.com/office/drawing/2016/5/13/chartex" xmlns:cx8="http://schemas.microsoft.com/office/drawing/2016/5/14/chartex" xmlns:mc="http://schemas.openxmlformats.org/markup-compatibility/2006" xmlns:aink="http://schemas.microsoft.com/office/drawing/2016/ink" xmlns:am3d="http://schemas.microsoft.com/office/drawing/2017/model3d" xmlns:o="urn:schemas-microsoft-com:office:office" xmlns:oel="http://schemas.microsoft.com/office/2019/extlst" xmlns:r="http://schemas.openxmlformats.org/officeDocument/2006/relationships" xmlns:m="http://schemas.openxmlformats.org/officeDocument/2006/math" xmlns:v="urn:schemas-microsoft-com:vml" xmlns:wp14="http://schemas.microsoft.com/office/word/2010/wordprocessingDrawing" xmlns:wp="http://schemas.openxmlformats.org/drawingml/2006/wordprocessingDrawing" xmlns:w10="urn:schemas-microsoft-com:office:word" xmlns:w="http://schemas.openxmlformats.org/wordprocessingml/2006/main" xmlns:w14="http://schemas.microsoft.com/office/word/2010/wordml" xmlns:w15="http://schemas.microsoft.com/office/word/2012/wordml" xmlns:w16cex="http://schemas.microsoft.com/office/word/2018/wordml/cex" xmlns:w16cid="http://schemas.microsoft.com/office/word/2016/wordml/cid" xmlns:w16="http://schemas.microsoft.com/office/word/2018/wordml" xmlns:w16sdtdh="http://schemas.microsoft.com/office/word/2020/wordml/sdtdatahash" xmlns:w16se="http://schemas.microsoft.com/office/word/2015/wordml/symex" xmlns:wpg="http://schemas.microsoft.com/office/word/2010/wordprocessingGroup" xmlns:wpi="http://schemas.microsoft.com/office/word/2010/wordprocessingInk" xmlns:wne="http://schemas.microsoft.com/office/word/2006/wordml" xmlns:wps="http://schemas.microsoft.com/office/word/2010/wordprocessingShape" mc:Ignorable="w14 w15 w16se w16cid w16 w16cex w16sdtdh wp14">
+<w:hdr xmlns:wpc="http://schemas.microsoft.com/office/word/2010/wordprocessingCanvas" xmlns:cx="http://schemas.microsoft.com/office/drawing/2014/chartex" xmlns:cx1="http://schemas.microsoft.com/office/drawing/2015/9/8/chartex" xmlns:cx2="http://schemas.microsoft.com/office/drawing/2015/10/21/chartex" xmlns:cx3="http://schemas.microsoft.com/office/drawing/2016/5/9/chartex" xmlns:cx4="http://schemas.microsoft.com/office/drawing/2016/5/10/chartex" xmlns:cx5="http://schemas.microsoft.com/office/drawing/2016/5/11/chartex" xmlns:cx6="http://schemas.microsoft.com/office/drawing/2016/5/12/chartex" xmlns:cx7="http://schemas.microsoft.com/office/drawing/2016/5/13/chartex" xmlns:cx8="http://schemas.microsoft.com/office/drawing/2016/5/14/chartex" xmlns:mc="http://schemas.openxmlformats.org/markup-compatibility/2006" xmlns:aink="http://schemas.microsoft.com/office/drawing/2016/ink" xmlns:am3d="http://schemas.microsoft.com/office/drawing/2017/model3d" xmlns:o="urn:schemas-microsoft-com:office:office" xmlns:oel="http://schemas.microsoft.com/office/2019/extlst" xmlns:r="http://schemas.openxmlformats.org/officeDocument/2006/relationships" xmlns:m="http://schemas.openxmlformats.org/officeDocument/2006/math" xmlns:v="urn:schemas-microsoft-com:vml" xmlns:wp14="http://schemas.microsoft.com/office/word/2010/wordprocessingDrawing" xmlns:wp="http://schemas.openxmlformats.org/drawingml/2006/wordprocessingDrawing" xmlns:w10="urn:schemas-microsoft-com:office:word" xmlns:w="http://schemas.openxmlformats.org/wordprocessingml/2006/main" xmlns:w14="http://schemas.microsoft.com/office/word/2010/wordml" xmlns:w15="http://schemas.microsoft.com/office/word/2012/wordml" xmlns:w16cex="http://schemas.microsoft.com/office/word/2018/wordml/cex" xmlns:w16cid="http://schemas.microsoft.com/office/word/2016/wordml/cid" xmlns:w16="http://schemas.microsoft.com/office/word/2018/wordml" xmlns:w16du="http://schemas.microsoft.com/office/word/2023/wordml/word16du" xmlns:w16sdtdh="http://schemas.microsoft.com/office/word/2020/wordml/sdtdatahash" xmlns:w16sdtfl="http://schemas.microsoft.com/office/word/2024/wordml/sdtformatlock" xmlns:w16se="http://schemas.microsoft.com/office/word/2015/wordml/symex" xmlns:wpg="http://schemas.microsoft.com/office/word/2010/wordprocessingGroup" xmlns:wpi="http://schemas.microsoft.com/office/word/2010/wordprocessingInk" xmlns:wne="http://schemas.microsoft.com/office/word/2006/wordml" xmlns:wps="http://schemas.microsoft.com/office/word/2010/wordprocessingShape" mc:Ignorable="w14 w15 w16se w16cid w16 w16cex w16sdtdh w16sdtfl w16du wp14">
   <w:p>
     <w:pPr>
       <w:pStyle w:val="Header"/>
@@ -1158,7 +1374,7 @@
     <w:r>
       <w:tab/>
       <w:tab/>
-      <w:t>2025-08-02</w:t>
+      <w:t>2026-07-12</w:t>
       <w:br/>
       <w:br/>
     </w:r>
@@ -1175,7 +1391,7 @@
 </file>
 
 <file path=word/numbering.xml><?xml version="1.0" encoding="utf-8"?>
-<w:numbering xmlns:wpc="http://schemas.microsoft.com/office/word/2010/wordprocessingCanvas" xmlns:cx="http://schemas.microsoft.com/office/drawing/2014/chartex" xmlns:cx1="http://schemas.microsoft.com/office/drawing/2015/9/8/chartex" xmlns:cx2="http://schemas.microsoft.com/office/drawing/2015/10/21/chartex" xmlns:cx3="http://schemas.microsoft.com/office/drawing/2016/5/9/chartex" xmlns:cx4="http://schemas.microsoft.com/office/drawing/2016/5/10/chartex" xmlns:cx5="http://schemas.microsoft.com/office/drawing/2016/5/11/chartex" xmlns:cx6="http://schemas.microsoft.com/office/drawing/2016/5/12/chartex" xmlns:cx7="http://schemas.microsoft.com/office/drawing/2016/5/13/chartex" xmlns:cx8="http://schemas.microsoft.com/office/drawing/2016/5/14/chartex" xmlns:mc="http://schemas.openxmlformats.org/markup-compatibility/2006" xmlns:aink="http://schemas.microsoft.com/office/drawing/2016/ink" xmlns:am3d="http://schemas.microsoft.com/office/drawing/2017/model3d" xmlns:o="urn:schemas-microsoft-com:office:office" xmlns:oel="http://schemas.microsoft.com/office/2019/extlst" xmlns:r="http://schemas.openxmlformats.org/officeDocument/2006/relationships" xmlns:m="http://schemas.openxmlformats.org/officeDocument/2006/math" xmlns:v="urn:schemas-microsoft-com:vml" xmlns:wp14="http://schemas.microsoft.com/office/word/2010/wordprocessingDrawing" xmlns:wp="http://schemas.openxmlformats.org/drawingml/2006/wordprocessingDrawing" xmlns:w10="urn:schemas-microsoft-com:office:word" xmlns:w="http://schemas.openxmlformats.org/wordprocessingml/2006/main" xmlns:w14="http://schemas.microsoft.com/office/word/2010/wordml" xmlns:w15="http://schemas.microsoft.com/office/word/2012/wordml" xmlns:w16cex="http://schemas.microsoft.com/office/word/2018/wordml/cex" xmlns:w16cid="http://schemas.microsoft.com/office/word/2016/wordml/cid" xmlns:w16="http://schemas.microsoft.com/office/word/2018/wordml" xmlns:w16sdtdh="http://schemas.microsoft.com/office/word/2020/wordml/sdtdatahash" xmlns:w16se="http://schemas.microsoft.com/office/word/2015/wordml/symex" xmlns:wpg="http://schemas.microsoft.com/office/word/2010/wordprocessingGroup" xmlns:wpi="http://schemas.microsoft.com/office/word/2010/wordprocessingInk" xmlns:wne="http://schemas.microsoft.com/office/word/2006/wordml" xmlns:wps="http://schemas.microsoft.com/office/word/2010/wordprocessingShape" mc:Ignorable="w14 w15 w16se w16cid w16 w16cex w16sdtdh wp14">
+<w:numbering xmlns:wpc="http://schemas.microsoft.com/office/word/2010/wordprocessingCanvas" xmlns:cx="http://schemas.microsoft.com/office/drawing/2014/chartex" xmlns:cx1="http://schemas.microsoft.com/office/drawing/2015/9/8/chartex" xmlns:cx2="http://schemas.microsoft.com/office/drawing/2015/10/21/chartex" xmlns:cx3="http://schemas.microsoft.com/office/drawing/2016/5/9/chartex" xmlns:cx4="http://schemas.microsoft.com/office/drawing/2016/5/10/chartex" xmlns:cx5="http://schemas.microsoft.com/office/drawing/2016/5/11/chartex" xmlns:cx6="http://schemas.microsoft.com/office/drawing/2016/5/12/chartex" xmlns:cx7="http://schemas.microsoft.com/office/drawing/2016/5/13/chartex" xmlns:cx8="http://schemas.microsoft.com/office/drawing/2016/5/14/chartex" xmlns:mc="http://schemas.openxmlformats.org/markup-compatibility/2006" xmlns:aink="http://schemas.microsoft.com/office/drawing/2016/ink" xmlns:am3d="http://schemas.microsoft.com/office/drawing/2017/model3d" xmlns:o="urn:schemas-microsoft-com:office:office" xmlns:oel="http://schemas.microsoft.com/office/2019/extlst" xmlns:r="http://schemas.openxmlformats.org/officeDocument/2006/relationships" xmlns:m="http://schemas.openxmlformats.org/officeDocument/2006/math" xmlns:v="urn:schemas-microsoft-com:vml" xmlns:wp14="http://schemas.microsoft.com/office/word/2010/wordprocessingDrawing" xmlns:wp="http://schemas.openxmlformats.org/drawingml/2006/wordprocessingDrawing" xmlns:w10="urn:schemas-microsoft-com:office:word" xmlns:w="http://schemas.openxmlformats.org/wordprocessingml/2006/main" xmlns:w14="http://schemas.microsoft.com/office/word/2010/wordml" xmlns:w15="http://schemas.microsoft.com/office/word/2012/wordml" xmlns:w16cex="http://schemas.microsoft.com/office/word/2018/wordml/cex" xmlns:w16cid="http://schemas.microsoft.com/office/word/2016/wordml/cid" xmlns:w16="http://schemas.microsoft.com/office/word/2018/wordml" xmlns:w16du="http://schemas.microsoft.com/office/word/2023/wordml/word16du" xmlns:w16sdtdh="http://schemas.microsoft.com/office/word/2020/wordml/sdtdatahash" xmlns:w16sdtfl="http://schemas.microsoft.com/office/word/2024/wordml/sdtformatlock" xmlns:w16se="http://schemas.microsoft.com/office/word/2015/wordml/symex" xmlns:wpg="http://schemas.microsoft.com/office/word/2010/wordprocessingGroup" xmlns:wpi="http://schemas.microsoft.com/office/word/2010/wordprocessingInk" xmlns:wne="http://schemas.microsoft.com/office/word/2006/wordml" xmlns:wps="http://schemas.microsoft.com/office/word/2010/wordprocessingShape" mc:Ignorable="w14 w15 w16se w16cid w16 w16cex w16sdtdh w16sdtfl w16du wp14">
   <w:abstractNum w:abstractNumId="0" w15:restartNumberingAfterBreak="0">
     <w:nsid w:val="FFFFFF7C"/>
     <w:multiLevelType w:val="singleLevel"/>
@@ -1378,7 +1594,7 @@
 </file>
 
 <file path=word/styles.xml><?xml version="1.0" encoding="utf-8"?>
-<w:styles xmlns:mc="http://schemas.openxmlformats.org/markup-compatibility/2006" xmlns:r="http://schemas.openxmlformats.org/officeDocument/2006/relationships" xmlns:w="http://schemas.openxmlformats.org/wordprocessingml/2006/main" xmlns:w14="http://schemas.microsoft.com/office/word/2010/wordml" xmlns:w15="http://schemas.microsoft.com/office/word/2012/wordml" xmlns:w16cex="http://schemas.microsoft.com/office/word/2018/wordml/cex" xmlns:w16cid="http://schemas.microsoft.com/office/word/2016/wordml/cid" xmlns:w16="http://schemas.microsoft.com/office/word/2018/wordml" xmlns:w16sdtdh="http://schemas.microsoft.com/office/word/2020/wordml/sdtdatahash" xmlns:w16se="http://schemas.microsoft.com/office/word/2015/wordml/symex" mc:Ignorable="w14 w15 w16se w16cid w16 w16cex w16sdtdh">
+<w:styles xmlns:mc="http://schemas.openxmlformats.org/markup-compatibility/2006" xmlns:r="http://schemas.openxmlformats.org/officeDocument/2006/relationships" xmlns:w="http://schemas.openxmlformats.org/wordprocessingml/2006/main" xmlns:w14="http://schemas.microsoft.com/office/word/2010/wordml" xmlns:w15="http://schemas.microsoft.com/office/word/2012/wordml" xmlns:w16cex="http://schemas.microsoft.com/office/word/2018/wordml/cex" xmlns:w16cid="http://schemas.microsoft.com/office/word/2016/wordml/cid" xmlns:w16="http://schemas.microsoft.com/office/word/2018/wordml" xmlns:w16du="http://schemas.microsoft.com/office/word/2023/wordml/word16du" xmlns:w16sdtdh="http://schemas.microsoft.com/office/word/2020/wordml/sdtdatahash" xmlns:w16sdtfl="http://schemas.microsoft.com/office/word/2024/wordml/sdtformatlock" xmlns:w16se="http://schemas.microsoft.com/office/word/2015/wordml/symex" mc:Ignorable="w14 w15 w16se w16cid w16 w16cex w16sdtdh w16sdtfl w16du">
   <w:docDefaults>
     <w:rPrDefault>
       <w:rPr>
@@ -2136,7 +2352,7 @@
     <w:link w:val="TitleChar"/>
     <w:uiPriority w:val="10"/>
     <w:qFormat/>
-    <w:rsid w:val="007106C8"/>
+    <w:rsid w:val="00E854FA"/>
     <w:pPr>
       <w:spacing w:after="300" w:line="240" w:lineRule="auto"/>
       <w:contextualSpacing/>
@@ -2146,7 +2362,7 @@
       <w:rFonts w:eastAsiaTheme="majorEastAsia" w:cstheme="majorBidi"/>
       <w:spacing w:val="5"/>
       <w:kern w:val="28"/>
-      <w:sz w:val="52"/>
+      <w:sz w:val="40"/>
       <w:szCs w:val="52"/>
       <w:lang w:val="sv-SE" w:eastAsia="en-US" w:bidi="ar-SA"/>
     </w:rPr>
@@ -2156,12 +2372,12 @@
     <w:basedOn w:val="DefaultParagraphFont"/>
     <w:link w:val="Title"/>
     <w:uiPriority w:val="10"/>
-    <w:rsid w:val="007106C8"/>
+    <w:rsid w:val="00E854FA"/>
     <w:rPr>
       <w:rFonts w:ascii="Times New Roman" w:eastAsiaTheme="majorEastAsia" w:hAnsi="Times New Roman" w:cstheme="majorBidi"/>
       <w:spacing w:val="5"/>
       <w:kern w:val="28"/>
-      <w:sz w:val="52"/>
+      <w:sz w:val="40"/>
       <w:szCs w:val="52"/>
       <w:lang w:val="sv-SE" w:eastAsia="en-US" w:bidi="ar-SA"/>
     </w:rPr>

--- a/klagomål/Stockbäcken FSC-klagomål.docx
+++ b/klagomål/Stockbäcken FSC-klagomål.docx
@@ -1379,7 +1379,7 @@
       <w:br/>
     </w:r>
     <w:r>
-      <w:t>Till:</w:t>
+      <w:t>Till: SCA</w:t>
       <w:br/>
     </w:r>
     <w:r>

--- a/klagomål/Stockbäcken FSC-klagomål.docx
+++ b/klagomål/Stockbäcken FSC-klagomål.docx
@@ -168,7 +168,7 @@
     </w:p>
     <w:p>
       <w:r>
-        <w:t>Detta klagomål behandlar höga naturvärden i avverkningsanmälan Stockbäcken i Bjurholms kommun som inkom 2026-07-12 och omfattar 63,2 ha.</w:t>
+        <w:t>Detta klagomål behandlar höga naturvärden i avverkningsanmälan Stockbäcken i Bjurholms kommun som inkom 2026-07-13 och omfattar 63,2 ha.</w:t>
       </w:r>
     </w:p>
     <w:p>
@@ -1374,7 +1374,7 @@
     <w:r>
       <w:tab/>
       <w:tab/>
-      <w:t>2026-07-12</w:t>
+      <w:t>2026-07-13</w:t>
       <w:br/>
       <w:br/>
     </w:r>

--- a/klagomål/Stockbäcken FSC-klagomål.docx
+++ b/klagomål/Stockbäcken FSC-klagomål.docx
@@ -168,7 +168,7 @@
     </w:p>
     <w:p>
       <w:r>
-        <w:t>Detta klagomål behandlar höga naturvärden i avverkningsanmälan Stockbäcken i Bjurholms kommun som inkom 2026-07-13 och omfattar 63,2 ha.</w:t>
+        <w:t>Detta klagomål behandlar höga naturvärden i avverkningsanmälan Stockbäcken i Bjurholms kommun som inkom 2026-07-14 och omfattar 63,2 ha.</w:t>
       </w:r>
     </w:p>
     <w:p>
@@ -1374,7 +1374,7 @@
     <w:r>
       <w:tab/>
       <w:tab/>
-      <w:t>2026-07-13</w:t>
+      <w:t>2026-07-14</w:t>
       <w:br/>
       <w:br/>
     </w:r>

--- a/klagomål/Stockbäcken FSC-klagomål.docx
+++ b/klagomål/Stockbäcken FSC-klagomål.docx
@@ -168,7 +168,7 @@
     </w:p>
     <w:p>
       <w:r>
-        <w:t>Detta klagomål behandlar höga naturvärden i avverkningsanmälan Stockbäcken i Bjurholms kommun som inkom 2026-07-14 och omfattar 63,2 ha.</w:t>
+        <w:t>Detta klagomål behandlar höga naturvärden i avverkningsanmälan Stockbäcken i Bjurholms kommun som inkom 2026-07-15 och omfattar 63,2 ha.</w:t>
       </w:r>
     </w:p>
     <w:p>
@@ -1374,7 +1374,7 @@
     <w:r>
       <w:tab/>
       <w:tab/>
-      <w:t>2026-07-14</w:t>
+      <w:t>2026-07-15</w:t>
       <w:br/>
       <w:br/>
     </w:r>

--- a/klagomål/Stockbäcken FSC-klagomål.docx
+++ b/klagomål/Stockbäcken FSC-klagomål.docx
@@ -168,7 +168,7 @@
     </w:p>
     <w:p>
       <w:r>
-        <w:t>Detta klagomål behandlar höga naturvärden i avverkningsanmälan Stockbäcken i Bjurholms kommun som inkom 2026-07-15 och omfattar 63,2 ha.</w:t>
+        <w:t>Detta klagomål behandlar höga naturvärden i avverkningsanmälan Stockbäcken i Bjurholms kommun som inkom 2026-07-16 och omfattar 63,2 ha.</w:t>
       </w:r>
     </w:p>
     <w:p>
@@ -1374,7 +1374,7 @@
     <w:r>
       <w:tab/>
       <w:tab/>
-      <w:t>2026-07-15</w:t>
+      <w:t>2026-07-16</w:t>
       <w:br/>
       <w:br/>
     </w:r>

--- a/klagomål/Stockbäcken FSC-klagomål.docx
+++ b/klagomål/Stockbäcken FSC-klagomål.docx
@@ -1374,7 +1374,7 @@
     <w:r>
       <w:tab/>
       <w:tab/>
-      <w:t>2026-07-16</w:t>
+      <w:t>2026-07-17</w:t>
       <w:br/>
       <w:br/>
     </w:r>

--- a/klagomål/Stockbäcken FSC-klagomål.docx
+++ b/klagomål/Stockbäcken FSC-klagomål.docx
@@ -168,7 +168,7 @@
     </w:p>
     <w:p>
       <w:r>
-        <w:t>Detta klagomål behandlar höga naturvärden i avverkningsanmälan Stockbäcken i Bjurholms kommun som inkom 2026-07-16 och omfattar 63,2 ha.</w:t>
+        <w:t>Detta klagomål behandlar höga naturvärden i avverkningsanmälan Stockbäcken i Bjurholms kommun som inkom 2026-07-17 och omfattar 63,2 ha.</w:t>
       </w:r>
     </w:p>
     <w:p>

--- a/klagomål/Stockbäcken FSC-klagomål.docx
+++ b/klagomål/Stockbäcken FSC-klagomål.docx
@@ -1374,7 +1374,7 @@
     <w:r>
       <w:tab/>
       <w:tab/>
-      <w:t>2026-07-17</w:t>
+      <w:t>2026-07-18</w:t>
       <w:br/>
       <w:br/>
     </w:r>

--- a/klagomål/Stockbäcken FSC-klagomål.docx
+++ b/klagomål/Stockbäcken FSC-klagomål.docx
@@ -168,7 +168,7 @@
     </w:p>
     <w:p>
       <w:r>
-        <w:t>Detta klagomål behandlar höga naturvärden i avverkningsanmälan Stockbäcken i Bjurholms kommun som inkom 2026-07-17 och omfattar 63,2 ha.</w:t>
+        <w:t>Detta klagomål behandlar höga naturvärden i avverkningsanmälan Stockbäcken i Bjurholms kommun som inkom 2026-07-18 och omfattar 63,2 ha.</w:t>
       </w:r>
     </w:p>
     <w:p>

--- a/klagomål/Stockbäcken FSC-klagomål.docx
+++ b/klagomål/Stockbäcken FSC-klagomål.docx
@@ -168,7 +168,7 @@
     </w:p>
     <w:p>
       <w:r>
-        <w:t>Detta klagomål behandlar höga naturvärden i avverkningsanmälan Stockbäcken i Bjurholms kommun som inkom 2026-07-18 och omfattar 63,2 ha.</w:t>
+        <w:t>Detta klagomål behandlar höga naturvärden i avverkningsanmälan Stockbäcken i Bjurholms kommun som inkom 2026-07-19 och omfattar 63,2 ha.</w:t>
       </w:r>
     </w:p>
     <w:p>
@@ -1374,7 +1374,7 @@
     <w:r>
       <w:tab/>
       <w:tab/>
-      <w:t>2026-07-18</w:t>
+      <w:t>2026-07-19</w:t>
       <w:br/>
       <w:br/>
     </w:r>

--- a/klagomål/Stockbäcken FSC-klagomål.docx
+++ b/klagomål/Stockbäcken FSC-klagomål.docx
@@ -1374,7 +1374,7 @@
     <w:r>
       <w:tab/>
       <w:tab/>
-      <w:t>2026-07-19</w:t>
+      <w:t>2026-07-20</w:t>
       <w:br/>
       <w:br/>
     </w:r>

--- a/klagomål/Stockbäcken FSC-klagomål.docx
+++ b/klagomål/Stockbäcken FSC-klagomål.docx
@@ -168,7 +168,7 @@
     </w:p>
     <w:p>
       <w:r>
-        <w:t>Detta klagomål behandlar höga naturvärden i avverkningsanmälan Stockbäcken i Bjurholms kommun som inkom 2026-07-19 och omfattar 63,2 ha.</w:t>
+        <w:t>Detta klagomål behandlar höga naturvärden i avverkningsanmälan Stockbäcken i Bjurholms kommun som inkom 2026-07-20 och omfattar 63,2 ha.</w:t>
       </w:r>
     </w:p>
     <w:p>
